--- a/examples/autoencoder/doc/autoenc_adv_ed.docx
+++ b/examples/autoencoder/doc/autoenc_adv_ed.docx
@@ -1418,52 +1418,52 @@
         <w:rPr>
           <w:rStyle w:val="VerbatimChar"/>
         </w:rPr>
-        <w:t xml:space="preserve">## [1,] 0.8469563 0.9049752 0.9276229 0.9277425 0.8910152</w:t>
-      </w:r>
-      <w:r>
-        <w:br/>
-      </w:r>
-      <w:r>
-        <w:rPr>
-          <w:rStyle w:val="VerbatimChar"/>
-        </w:rPr>
-        <w:t xml:space="preserve">## [2,] 0.8748208 0.9290216 0.9482782 0.9490151 0.9158446</w:t>
-      </w:r>
-      <w:r>
-        <w:br/>
-      </w:r>
-      <w:r>
-        <w:rPr>
-          <w:rStyle w:val="VerbatimChar"/>
-        </w:rPr>
-        <w:t xml:space="preserve">## [3,] 0.8865007 0.9382986 0.9560546 0.9568676 0.9256899</w:t>
-      </w:r>
-      <w:r>
-        <w:br/>
-      </w:r>
-      <w:r>
-        <w:rPr>
-          <w:rStyle w:val="VerbatimChar"/>
-        </w:rPr>
-        <w:t xml:space="preserve">## [4,] 0.8846990 0.9369379 0.9548477 0.9556648 0.9241813</w:t>
-      </w:r>
-      <w:r>
-        <w:br/>
-      </w:r>
-      <w:r>
-        <w:rPr>
-          <w:rStyle w:val="VerbatimChar"/>
-        </w:rPr>
-        <w:t xml:space="preserve">## [5,] 0.8676882 0.9231593 0.9431502 0.9437488 0.9095526</w:t>
-      </w:r>
-      <w:r>
-        <w:br/>
-      </w:r>
-      <w:r>
-        <w:rPr>
-          <w:rStyle w:val="VerbatimChar"/>
-        </w:rPr>
-        <w:t xml:space="preserve">## [6,] 0.8333244 0.8924747 0.9161370 0.9157678 0.8782057</w:t>
+        <w:t xml:space="preserve">## [1,] 0.8572549 0.9101360 0.9294519 0.9280047 0.8906531</w:t>
+      </w:r>
+      <w:r>
+        <w:br/>
+      </w:r>
+      <w:r>
+        <w:rPr>
+          <w:rStyle w:val="VerbatimChar"/>
+        </w:rPr>
+        <w:t xml:space="preserve">## [2,] 0.8841677 0.9331402 0.9495426 0.9489280 0.9150084</w:t>
+      </w:r>
+      <w:r>
+        <w:br/>
+      </w:r>
+      <w:r>
+        <w:rPr>
+          <w:rStyle w:val="VerbatimChar"/>
+        </w:rPr>
+        <w:t xml:space="preserve">## [3,] 0.8953019 0.9420227 0.9570303 0.9566808 0.9247314</w:t>
+      </w:r>
+      <w:r>
+        <w:br/>
+      </w:r>
+      <w:r>
+        <w:rPr>
+          <w:rStyle w:val="VerbatimChar"/>
+        </w:rPr>
+        <w:t xml:space="preserve">## [4,] 0.8932852 0.9404612 0.9556757 0.9552789 0.9229737</w:t>
+      </w:r>
+      <w:r>
+        <w:br/>
+      </w:r>
+      <w:r>
+        <w:rPr>
+          <w:rStyle w:val="VerbatimChar"/>
+        </w:rPr>
+        <w:t xml:space="preserve">## [5,] 0.8766919 0.9270036 0.9441130 0.9432777 0.9083056</w:t>
+      </w:r>
+      <w:r>
+        <w:br/>
+      </w:r>
+      <w:r>
+        <w:rPr>
+          <w:rStyle w:val="VerbatimChar"/>
+        </w:rPr>
+        <w:t xml:space="preserve">## [6,] 0.8432152 0.8973773 0.9176182 0.9155778 0.8775025</w:t>
       </w:r>
     </w:p>
     <w:p>
@@ -1917,43 +1917,43 @@
         <w:rPr>
           <w:rStyle w:val="VerbatimChar"/>
         </w:rPr>
-        <w:t xml:space="preserve">## [1] "t4 R2 test: 0.329291774012756 MAPE: 0.174398921500158"</w:t>
-      </w:r>
-      <w:r>
-        <w:br/>
-      </w:r>
-      <w:r>
-        <w:rPr>
-          <w:rStyle w:val="VerbatimChar"/>
-        </w:rPr>
-        <w:t xml:space="preserve">## [1] "t3 R2 test: 0.888536995860978 MAPE: 0.0969921475840122"</w:t>
-      </w:r>
-      <w:r>
-        <w:br/>
-      </w:r>
-      <w:r>
-        <w:rPr>
-          <w:rStyle w:val="VerbatimChar"/>
-        </w:rPr>
-        <w:t xml:space="preserve">## [1] "t2 R2 test: 0.959805945767844 MAPE: 0.0432282744946366"</w:t>
-      </w:r>
-      <w:r>
-        <w:br/>
-      </w:r>
-      <w:r>
-        <w:rPr>
-          <w:rStyle w:val="VerbatimChar"/>
-        </w:rPr>
-        <w:t xml:space="preserve">## [1] "t1 R2 test: 0.908389770965386 MAPE: 0.129738789526629"</w:t>
-      </w:r>
-      <w:r>
-        <w:br/>
-      </w:r>
-      <w:r>
-        <w:rPr>
-          <w:rStyle w:val="VerbatimChar"/>
-        </w:rPr>
-        <w:t xml:space="preserve">## [1] "t0 R2 test: 0.847343403012618 MAPE: 0.315821480708123"</w:t>
+        <w:t xml:space="preserve">## [1] "t4 R2 test: 0.329742337015952 MAPE: 0.167486101794756"</w:t>
+      </w:r>
+      <w:r>
+        <w:br/>
+      </w:r>
+      <w:r>
+        <w:rPr>
+          <w:rStyle w:val="VerbatimChar"/>
+        </w:rPr>
+        <w:t xml:space="preserve">## [1] "t3 R2 test: 0.887483231990632 MAPE: 0.090602875042956"</w:t>
+      </w:r>
+      <w:r>
+        <w:br/>
+      </w:r>
+      <w:r>
+        <w:rPr>
+          <w:rStyle w:val="VerbatimChar"/>
+        </w:rPr>
+        <w:t xml:space="preserve">## [1] "t2 R2 test: 0.957805859873779 MAPE: 0.0444502952173967"</w:t>
+      </w:r>
+      <w:r>
+        <w:br/>
+      </w:r>
+      <w:r>
+        <w:rPr>
+          <w:rStyle w:val="VerbatimChar"/>
+        </w:rPr>
+        <w:t xml:space="preserve">## [1] "t1 R2 test: 0.906129078069255 MAPE: 0.136543574020769"</w:t>
+      </w:r>
+      <w:r>
+        <w:br/>
+      </w:r>
+      <w:r>
+        <w:rPr>
+          <w:rStyle w:val="VerbatimChar"/>
+        </w:rPr>
+        <w:t xml:space="preserve">## [1] "t0 R2 test: 0.847300001686735 MAPE: 0.322760791931862"</w:t>
       </w:r>
     </w:p>
     <w:p>
@@ -2041,7 +2041,7 @@
         <w:rPr>
           <w:rStyle w:val="VerbatimChar"/>
         </w:rPr>
-        <w:t xml:space="preserve">## [1] "Means R2 test: 0.786673577923916 MAPE: 0.152035922762712"</w:t>
+        <w:t xml:space="preserve">## [1] "Means R2 test: 0.78569210172727 MAPE: 0.152368727601548"</w:t>
       </w:r>
     </w:p>
     <w:p>
@@ -2059,7 +2059,11 @@
       </w:r>
     </w:p>
     <w:bookmarkEnd w:id="23"/>
-    <w:sectPr/>
+    <w:sectPr>
+      <w:footnotePr>
+        <w:numRestart w:val="eachSect"/>
+      </w:footnotePr>
+    </w:sectPr>
   </w:body>
 </w:document>
 </file>
@@ -2231,8 +2235,6 @@
     </w:pPr>
     <w:rPr>
       <w:rFonts w:asciiTheme="majorHAnsi" w:cstheme="majorBidi" w:eastAsiaTheme="majorEastAsia" w:hAnsiTheme="majorHAnsi"/>
-      <w:spacing w:val="-10"/>
-      <w:kern w:val="28"/>
       <w:sz w:val="56"/>
       <w:szCs w:val="56"/>
     </w:rPr>
@@ -2245,15 +2247,13 @@
     <w:rsid w:val="00A10FD9"/>
     <w:rPr>
       <w:rFonts w:asciiTheme="majorHAnsi" w:cstheme="majorBidi" w:eastAsiaTheme="majorEastAsia" w:hAnsiTheme="majorHAnsi"/>
-      <w:spacing w:val="-10"/>
-      <w:kern w:val="28"/>
       <w:sz w:val="56"/>
       <w:szCs w:val="56"/>
     </w:rPr>
   </w:style>
   <w:style w:styleId="Subtitle" w:type="paragraph">
     <w:name w:val="Subtitle"/>
-    <w:basedOn w:val="Normal"/>
+    <w:basedOn w:val="Title"/>
     <w:next w:val="BodyText"/>
     <w:link w:val="SubtitleChar"/>
     <w:uiPriority w:val="11"/>
@@ -2266,7 +2266,6 @@
     </w:pPr>
     <w:rPr>
       <w:rFonts w:cstheme="majorBidi" w:eastAsiaTheme="majorEastAsia"/>
-      <w:color w:themeColor="text1" w:themeTint="A6" w:val="595959"/>
       <w:spacing w:val="15"/>
       <w:sz w:val="28"/>
       <w:szCs w:val="28"/>
@@ -2288,23 +2287,31 @@
   </w:style>
   <w:style w:customStyle="1" w:styleId="Author" w:type="paragraph">
     <w:name w:val="Author"/>
+    <w:basedOn w:val="Title"/>
     <w:next w:val="BodyText"/>
     <w:qFormat/>
     <w:pPr>
       <w:keepNext/>
       <w:keepLines/>
-      <w:jc w:val="center"/>
     </w:pPr>
+    <w:rPr>
+      <w:sz w:val="24"/>
+      <w:szCs w:val="24"/>
+    </w:rPr>
   </w:style>
   <w:style w:styleId="Date" w:type="paragraph">
     <w:name w:val="Date"/>
+    <w:basedOn w:val="Title"/>
     <w:next w:val="BodyText"/>
     <w:qFormat/>
     <w:pPr>
       <w:keepNext/>
       <w:keepLines/>
-      <w:jc w:val="center"/>
     </w:pPr>
+    <w:rPr>
+      <w:sz w:val="24"/>
+      <w:szCs w:val="24"/>
+    </w:rPr>
   </w:style>
   <w:style w:customStyle="1" w:styleId="AbstractTitle" w:type="paragraph">
     <w:name w:val="Abstract Title"/>
@@ -2319,7 +2326,6 @@
     </w:pPr>
     <w:rPr>
       <w:b/>
-      <w:color w:val="345A8A"/>
       <w:sz w:val="20"/>
       <w:szCs w:val="20"/>
     </w:rPr>

--- a/examples/autoencoder/doc/autoenc_adv_ed.docx
+++ b/examples/autoencoder/doc/autoenc_adv_ed.docx
@@ -1418,52 +1418,52 @@
         <w:rPr>
           <w:rStyle w:val="VerbatimChar"/>
         </w:rPr>
-        <w:t xml:space="preserve">## [1,] 0.8572549 0.9101360 0.9294519 0.9280047 0.8906531</w:t>
-      </w:r>
-      <w:r>
-        <w:br/>
-      </w:r>
-      <w:r>
-        <w:rPr>
-          <w:rStyle w:val="VerbatimChar"/>
-        </w:rPr>
-        <w:t xml:space="preserve">## [2,] 0.8841677 0.9331402 0.9495426 0.9489280 0.9150084</w:t>
-      </w:r>
-      <w:r>
-        <w:br/>
-      </w:r>
-      <w:r>
-        <w:rPr>
-          <w:rStyle w:val="VerbatimChar"/>
-        </w:rPr>
-        <w:t xml:space="preserve">## [3,] 0.8953019 0.9420227 0.9570303 0.9566808 0.9247314</w:t>
-      </w:r>
-      <w:r>
-        <w:br/>
-      </w:r>
-      <w:r>
-        <w:rPr>
-          <w:rStyle w:val="VerbatimChar"/>
-        </w:rPr>
-        <w:t xml:space="preserve">## [4,] 0.8932852 0.9404612 0.9556757 0.9552789 0.9229737</w:t>
-      </w:r>
-      <w:r>
-        <w:br/>
-      </w:r>
-      <w:r>
-        <w:rPr>
-          <w:rStyle w:val="VerbatimChar"/>
-        </w:rPr>
-        <w:t xml:space="preserve">## [5,] 0.8766919 0.9270036 0.9441130 0.9432777 0.9083056</w:t>
-      </w:r>
-      <w:r>
-        <w:br/>
-      </w:r>
-      <w:r>
-        <w:rPr>
-          <w:rStyle w:val="VerbatimChar"/>
-        </w:rPr>
-        <w:t xml:space="preserve">## [6,] 0.8432152 0.8973773 0.9176182 0.9155778 0.8775025</w:t>
+        <w:t xml:space="preserve">## [1,] 0.8562443 0.9086159 0.9295944 0.9289361 0.8903069</w:t>
+      </w:r>
+      <w:r>
+        <w:br/>
+      </w:r>
+      <w:r>
+        <w:rPr>
+          <w:rStyle w:val="VerbatimChar"/>
+        </w:rPr>
+        <w:t xml:space="preserve">## [2,] 0.8833793 0.9320610 0.9496878 0.9497338 0.9146709</w:t>
+      </w:r>
+      <w:r>
+        <w:br/>
+      </w:r>
+      <w:r>
+        <w:rPr>
+          <w:rStyle w:val="VerbatimChar"/>
+        </w:rPr>
+        <w:t xml:space="preserve">## [3,] 0.8947778 0.9412569 0.9572783 0.9575332 0.9245502</w:t>
+      </w:r>
+      <w:r>
+        <w:br/>
+      </w:r>
+      <w:r>
+        <w:rPr>
+          <w:rStyle w:val="VerbatimChar"/>
+        </w:rPr>
+        <w:t xml:space="preserve">## [4,] 0.8929077 0.9398016 0.9560241 0.9562469 0.9229187</w:t>
+      </w:r>
+      <w:r>
+        <w:br/>
+      </w:r>
+      <w:r>
+        <w:rPr>
+          <w:rStyle w:val="VerbatimChar"/>
+        </w:rPr>
+        <w:t xml:space="preserve">## [5,] 0.8765661 0.9264392 0.9447507 0.9446353 0.9085664</w:t>
+      </w:r>
+      <w:r>
+        <w:br/>
+      </w:r>
+      <w:r>
+        <w:rPr>
+          <w:rStyle w:val="VerbatimChar"/>
+        </w:rPr>
+        <w:t xml:space="preserve">## [6,] 0.8434595 0.8969266 0.9188467 0.9177011 0.8783583</w:t>
       </w:r>
     </w:p>
     <w:p>
@@ -1917,43 +1917,43 @@
         <w:rPr>
           <w:rStyle w:val="VerbatimChar"/>
         </w:rPr>
-        <w:t xml:space="preserve">## [1] "t4 R2 test: 0.329742337015952 MAPE: 0.167486101794756"</w:t>
-      </w:r>
-      <w:r>
-        <w:br/>
-      </w:r>
-      <w:r>
-        <w:rPr>
-          <w:rStyle w:val="VerbatimChar"/>
-        </w:rPr>
-        <w:t xml:space="preserve">## [1] "t3 R2 test: 0.887483231990632 MAPE: 0.090602875042956"</w:t>
-      </w:r>
-      <w:r>
-        <w:br/>
-      </w:r>
-      <w:r>
-        <w:rPr>
-          <w:rStyle w:val="VerbatimChar"/>
-        </w:rPr>
-        <w:t xml:space="preserve">## [1] "t2 R2 test: 0.957805859873779 MAPE: 0.0444502952173967"</w:t>
-      </w:r>
-      <w:r>
-        <w:br/>
-      </w:r>
-      <w:r>
-        <w:rPr>
-          <w:rStyle w:val="VerbatimChar"/>
-        </w:rPr>
-        <w:t xml:space="preserve">## [1] "t1 R2 test: 0.906129078069255 MAPE: 0.136543574020769"</w:t>
-      </w:r>
-      <w:r>
-        <w:br/>
-      </w:r>
-      <w:r>
-        <w:rPr>
-          <w:rStyle w:val="VerbatimChar"/>
-        </w:rPr>
-        <w:t xml:space="preserve">## [1] "t0 R2 test: 0.847300001686735 MAPE: 0.322760791931862"</w:t>
+        <w:t xml:space="preserve">## [1] "t4 R2 test: 0.333133581943434 MAPE: 0.166946656723156"</w:t>
+      </w:r>
+      <w:r>
+        <w:br/>
+      </w:r>
+      <w:r>
+        <w:rPr>
+          <w:rStyle w:val="VerbatimChar"/>
+        </w:rPr>
+        <w:t xml:space="preserve">## [1] "t3 R2 test: 0.888584723850642 MAPE: 0.0911739533761178"</w:t>
+      </w:r>
+      <w:r>
+        <w:br/>
+      </w:r>
+      <w:r>
+        <w:rPr>
+          <w:rStyle w:val="VerbatimChar"/>
+        </w:rPr>
+        <w:t xml:space="preserve">## [1] "t2 R2 test: 0.956221930480377 MAPE: 0.0453540693685435"</w:t>
+      </w:r>
+      <w:r>
+        <w:br/>
+      </w:r>
+      <w:r>
+        <w:rPr>
+          <w:rStyle w:val="VerbatimChar"/>
+        </w:rPr>
+        <w:t xml:space="preserve">## [1] "t1 R2 test: 0.903544028354676 MAPE: 0.139676137441884"</w:t>
+      </w:r>
+      <w:r>
+        <w:br/>
+      </w:r>
+      <w:r>
+        <w:rPr>
+          <w:rStyle w:val="VerbatimChar"/>
+        </w:rPr>
+        <w:t xml:space="preserve">## [1] "t0 R2 test: 0.84429415591683 MAPE: 0.328268659216104"</w:t>
       </w:r>
     </w:p>
     <w:p>
@@ -2041,7 +2041,7 @@
         <w:rPr>
           <w:rStyle w:val="VerbatimChar"/>
         </w:rPr>
-        <w:t xml:space="preserve">## [1] "Means R2 test: 0.78569210172727 MAPE: 0.152368727601548"</w:t>
+        <w:t xml:space="preserve">## [1] "Means R2 test: 0.785155684109192 MAPE: 0.154283895225161"</w:t>
       </w:r>
     </w:p>
     <w:p>

--- a/examples/autoencoder/doc/autoenc_adv_ed.docx
+++ b/examples/autoencoder/doc/autoenc_adv_ed.docx
@@ -1418,52 +1418,52 @@
         <w:rPr>
           <w:rStyle w:val="VerbatimChar"/>
         </w:rPr>
-        <w:t xml:space="preserve">## [1,] 0.8562443 0.9086159 0.9295944 0.9289361 0.8903069</w:t>
-      </w:r>
-      <w:r>
-        <w:br/>
-      </w:r>
-      <w:r>
-        <w:rPr>
-          <w:rStyle w:val="VerbatimChar"/>
-        </w:rPr>
-        <w:t xml:space="preserve">## [2,] 0.8833793 0.9320610 0.9496878 0.9497338 0.9146709</w:t>
-      </w:r>
-      <w:r>
-        <w:br/>
-      </w:r>
-      <w:r>
-        <w:rPr>
-          <w:rStyle w:val="VerbatimChar"/>
-        </w:rPr>
-        <w:t xml:space="preserve">## [3,] 0.8947778 0.9412569 0.9572783 0.9575332 0.9245502</w:t>
-      </w:r>
-      <w:r>
-        <w:br/>
-      </w:r>
-      <w:r>
-        <w:rPr>
-          <w:rStyle w:val="VerbatimChar"/>
-        </w:rPr>
-        <w:t xml:space="preserve">## [4,] 0.8929077 0.9398016 0.9560241 0.9562469 0.9229187</w:t>
-      </w:r>
-      <w:r>
-        <w:br/>
-      </w:r>
-      <w:r>
-        <w:rPr>
-          <w:rStyle w:val="VerbatimChar"/>
-        </w:rPr>
-        <w:t xml:space="preserve">## [5,] 0.8765661 0.9264392 0.9447507 0.9446353 0.9085664</w:t>
-      </w:r>
-      <w:r>
-        <w:br/>
-      </w:r>
-      <w:r>
-        <w:rPr>
-          <w:rStyle w:val="VerbatimChar"/>
-        </w:rPr>
-        <w:t xml:space="preserve">## [6,] 0.8434595 0.8969266 0.9188467 0.9177011 0.8783583</w:t>
+        <w:t xml:space="preserve">## [1,] 0.8568020 0.9109722 0.9300861 0.9288924 0.8894801</w:t>
+      </w:r>
+      <w:r>
+        <w:br/>
+      </w:r>
+      <w:r>
+        <w:rPr>
+          <w:rStyle w:val="VerbatimChar"/>
+        </w:rPr>
+        <w:t xml:space="preserve">## [2,] 0.8837857 0.9339964 0.9502311 0.9499478 0.9144730</w:t>
+      </w:r>
+      <w:r>
+        <w:br/>
+      </w:r>
+      <w:r>
+        <w:rPr>
+          <w:rStyle w:val="VerbatimChar"/>
+        </w:rPr>
+        <w:t xml:space="preserve">## [3,] 0.8950238 0.9429312 0.9577543 0.9577509 0.9244792</w:t>
+      </w:r>
+      <w:r>
+        <w:br/>
+      </w:r>
+      <w:r>
+        <w:rPr>
+          <w:rStyle w:val="VerbatimChar"/>
+        </w:rPr>
+        <w:t xml:space="preserve">## [4,] 0.8930457 0.9414170 0.9564208 0.9563715 0.9227033</w:t>
+      </w:r>
+      <w:r>
+        <w:br/>
+      </w:r>
+      <w:r>
+        <w:rPr>
+          <w:rStyle w:val="VerbatimChar"/>
+        </w:rPr>
+        <w:t xml:space="preserve">## [5,] 0.8765571 0.9281173 0.9449487 0.9444408 0.9077804</w:t>
+      </w:r>
+      <w:r>
+        <w:br/>
+      </w:r>
+      <w:r>
+        <w:rPr>
+          <w:rStyle w:val="VerbatimChar"/>
+        </w:rPr>
+        <w:t xml:space="preserve">## [6,] 0.8427378 0.8982505 0.9181054 0.9162564 0.8757080</w:t>
       </w:r>
     </w:p>
     <w:p>
@@ -1917,43 +1917,43 @@
         <w:rPr>
           <w:rStyle w:val="VerbatimChar"/>
         </w:rPr>
-        <w:t xml:space="preserve">## [1] "t4 R2 test: 0.333133581943434 MAPE: 0.166946656723156"</w:t>
-      </w:r>
-      <w:r>
-        <w:br/>
-      </w:r>
-      <w:r>
-        <w:rPr>
-          <w:rStyle w:val="VerbatimChar"/>
-        </w:rPr>
-        <w:t xml:space="preserve">## [1] "t3 R2 test: 0.888584723850642 MAPE: 0.0911739533761178"</w:t>
-      </w:r>
-      <w:r>
-        <w:br/>
-      </w:r>
-      <w:r>
-        <w:rPr>
-          <w:rStyle w:val="VerbatimChar"/>
-        </w:rPr>
-        <w:t xml:space="preserve">## [1] "t2 R2 test: 0.956221930480377 MAPE: 0.0453540693685435"</w:t>
-      </w:r>
-      <w:r>
-        <w:br/>
-      </w:r>
-      <w:r>
-        <w:rPr>
-          <w:rStyle w:val="VerbatimChar"/>
-        </w:rPr>
-        <w:t xml:space="preserve">## [1] "t1 R2 test: 0.903544028354676 MAPE: 0.139676137441884"</w:t>
-      </w:r>
-      <w:r>
-        <w:br/>
-      </w:r>
-      <w:r>
-        <w:rPr>
-          <w:rStyle w:val="VerbatimChar"/>
-        </w:rPr>
-        <w:t xml:space="preserve">## [1] "t0 R2 test: 0.84429415591683 MAPE: 0.328268659216104"</w:t>
+        <w:t xml:space="preserve">## [1] "t4 R2 test: 0.330057325017871 MAPE: 0.167242065608112"</w:t>
+      </w:r>
+      <w:r>
+        <w:br/>
+      </w:r>
+      <w:r>
+        <w:rPr>
+          <w:rStyle w:val="VerbatimChar"/>
+        </w:rPr>
+        <w:t xml:space="preserve">## [1] "t3 R2 test: 0.887787023398913 MAPE: 0.0905097341571508"</w:t>
+      </w:r>
+      <w:r>
+        <w:br/>
+      </w:r>
+      <w:r>
+        <w:rPr>
+          <w:rStyle w:val="VerbatimChar"/>
+        </w:rPr>
+        <w:t xml:space="preserve">## [1] "t2 R2 test: 0.958560465892649 MAPE: 0.0441024996366997"</w:t>
+      </w:r>
+      <w:r>
+        <w:br/>
+      </w:r>
+      <w:r>
+        <w:rPr>
+          <w:rStyle w:val="VerbatimChar"/>
+        </w:rPr>
+        <w:t xml:space="preserve">## [1] "t1 R2 test: 0.907898686163772 MAPE: 0.131686721312349"</w:t>
+      </w:r>
+      <w:r>
+        <w:br/>
+      </w:r>
+      <w:r>
+        <w:rPr>
+          <w:rStyle w:val="VerbatimChar"/>
+        </w:rPr>
+        <w:t xml:space="preserve">## [1] "t0 R2 test: 0.849915492832493 MAPE: 0.315034508883745"</w:t>
       </w:r>
     </w:p>
     <w:p>
@@ -2041,7 +2041,7 @@
         <w:rPr>
           <w:rStyle w:val="VerbatimChar"/>
         </w:rPr>
-        <w:t xml:space="preserve">## [1] "Means R2 test: 0.785155684109192 MAPE: 0.154283895225161"</w:t>
+        <w:t xml:space="preserve">## [1] "Means R2 test: 0.786843798661139 MAPE: 0.149715105919611"</w:t>
       </w:r>
     </w:p>
     <w:p>

--- a/examples/autoencoder/doc/autoenc_adv_ed.docx
+++ b/examples/autoencoder/doc/autoenc_adv_ed.docx
@@ -1418,52 +1418,52 @@
         <w:rPr>
           <w:rStyle w:val="VerbatimChar"/>
         </w:rPr>
-        <w:t xml:space="preserve">## [1,] 0.8568020 0.9109722 0.9300861 0.9288924 0.8894801</w:t>
-      </w:r>
-      <w:r>
-        <w:br/>
-      </w:r>
-      <w:r>
-        <w:rPr>
-          <w:rStyle w:val="VerbatimChar"/>
-        </w:rPr>
-        <w:t xml:space="preserve">## [2,] 0.8837857 0.9339964 0.9502311 0.9499478 0.9144730</w:t>
-      </w:r>
-      <w:r>
-        <w:br/>
-      </w:r>
-      <w:r>
-        <w:rPr>
-          <w:rStyle w:val="VerbatimChar"/>
-        </w:rPr>
-        <w:t xml:space="preserve">## [3,] 0.8950238 0.9429312 0.9577543 0.9577509 0.9244792</w:t>
-      </w:r>
-      <w:r>
-        <w:br/>
-      </w:r>
-      <w:r>
-        <w:rPr>
-          <w:rStyle w:val="VerbatimChar"/>
-        </w:rPr>
-        <w:t xml:space="preserve">## [4,] 0.8930457 0.9414170 0.9564208 0.9563715 0.9227033</w:t>
-      </w:r>
-      <w:r>
-        <w:br/>
-      </w:r>
-      <w:r>
-        <w:rPr>
-          <w:rStyle w:val="VerbatimChar"/>
-        </w:rPr>
-        <w:t xml:space="preserve">## [5,] 0.8765571 0.9281173 0.9449487 0.9444408 0.9077804</w:t>
-      </w:r>
-      <w:r>
-        <w:br/>
-      </w:r>
-      <w:r>
-        <w:rPr>
-          <w:rStyle w:val="VerbatimChar"/>
-        </w:rPr>
-        <w:t xml:space="preserve">## [6,] 0.8427378 0.8982505 0.9181054 0.9162564 0.8757080</w:t>
+        <w:t xml:space="preserve">## [1,] 0.8542284 0.9093184 0.9289479 0.9288631 0.8875800</w:t>
+      </w:r>
+      <w:r>
+        <w:br/>
+      </w:r>
+      <w:r>
+        <w:rPr>
+          <w:rStyle w:val="VerbatimChar"/>
+        </w:rPr>
+        <w:t xml:space="preserve">## [2,] 0.8819062 0.9329290 0.9494467 0.9499836 0.9127955</w:t>
+      </w:r>
+      <w:r>
+        <w:br/>
+      </w:r>
+      <w:r>
+        <w:rPr>
+          <w:rStyle w:val="VerbatimChar"/>
+        </w:rPr>
+        <w:t xml:space="preserve">## [3,] 0.8934935 0.9421265 0.9571517 0.9578558 0.9229783</w:t>
+      </w:r>
+      <w:r>
+        <w:br/>
+      </w:r>
+      <w:r>
+        <w:rPr>
+          <w:rStyle w:val="VerbatimChar"/>
+        </w:rPr>
+        <w:t xml:space="preserve">## [4,] 0.8918428 0.9408732 0.9560555 0.9567429 0.9215341</w:t>
+      </w:r>
+      <w:r>
+        <w:br/>
+      </w:r>
+      <w:r>
+        <w:rPr>
+          <w:rStyle w:val="VerbatimChar"/>
+        </w:rPr>
+        <w:t xml:space="preserve">## [5,] 0.8755050 0.9277523 0.9448499 0.9452760 0.9070315</w:t>
+      </w:r>
+      <w:r>
+        <w:br/>
+      </w:r>
+      <w:r>
+        <w:rPr>
+          <w:rStyle w:val="VerbatimChar"/>
+        </w:rPr>
+        <w:t xml:space="preserve">## [6,] 0.8417444 0.8980916 0.9185187 0.9180413 0.8757871</w:t>
       </w:r>
     </w:p>
     <w:p>
@@ -1917,43 +1917,43 @@
         <w:rPr>
           <w:rStyle w:val="VerbatimChar"/>
         </w:rPr>
-        <w:t xml:space="preserve">## [1] "t4 R2 test: 0.330057325017871 MAPE: 0.167242065608112"</w:t>
-      </w:r>
-      <w:r>
-        <w:br/>
-      </w:r>
-      <w:r>
-        <w:rPr>
-          <w:rStyle w:val="VerbatimChar"/>
-        </w:rPr>
-        <w:t xml:space="preserve">## [1] "t3 R2 test: 0.887787023398913 MAPE: 0.0905097341571508"</w:t>
-      </w:r>
-      <w:r>
-        <w:br/>
-      </w:r>
-      <w:r>
-        <w:rPr>
-          <w:rStyle w:val="VerbatimChar"/>
-        </w:rPr>
-        <w:t xml:space="preserve">## [1] "t2 R2 test: 0.958560465892649 MAPE: 0.0441024996366997"</w:t>
-      </w:r>
-      <w:r>
-        <w:br/>
-      </w:r>
-      <w:r>
-        <w:rPr>
-          <w:rStyle w:val="VerbatimChar"/>
-        </w:rPr>
-        <w:t xml:space="preserve">## [1] "t1 R2 test: 0.907898686163772 MAPE: 0.131686721312349"</w:t>
-      </w:r>
-      <w:r>
-        <w:br/>
-      </w:r>
-      <w:r>
-        <w:rPr>
-          <w:rStyle w:val="VerbatimChar"/>
-        </w:rPr>
-        <w:t xml:space="preserve">## [1] "t0 R2 test: 0.849915492832493 MAPE: 0.315034508883745"</w:t>
+        <w:t xml:space="preserve">## [1] "t4 R2 test: 0.332859279811257 MAPE: 0.168998509219882"</w:t>
+      </w:r>
+      <w:r>
+        <w:br/>
+      </w:r>
+      <w:r>
+        <w:rPr>
+          <w:rStyle w:val="VerbatimChar"/>
+        </w:rPr>
+        <w:t xml:space="preserve">## [1] "t3 R2 test: 0.889087882476625 MAPE: 0.0914828881383924"</w:t>
+      </w:r>
+      <w:r>
+        <w:br/>
+      </w:r>
+      <w:r>
+        <w:rPr>
+          <w:rStyle w:val="VerbatimChar"/>
+        </w:rPr>
+        <w:t xml:space="preserve">## [1] "t2 R2 test: 0.957417049622623 MAPE: 0.0448040937489961"</w:t>
+      </w:r>
+      <w:r>
+        <w:br/>
+      </w:r>
+      <w:r>
+        <w:rPr>
+          <w:rStyle w:val="VerbatimChar"/>
+        </w:rPr>
+        <w:t xml:space="preserve">## [1] "t1 R2 test: 0.904335804958048 MAPE: 0.136304324670013"</w:t>
+      </w:r>
+      <w:r>
+        <w:br/>
+      </w:r>
+      <w:r>
+        <w:rPr>
+          <w:rStyle w:val="VerbatimChar"/>
+        </w:rPr>
+        <w:t xml:space="preserve">## [1] "t0 R2 test: 0.847895035025658 MAPE: 0.321614914796059"</w:t>
       </w:r>
     </w:p>
     <w:p>
@@ -2041,7 +2041,7 @@
         <w:rPr>
           <w:rStyle w:val="VerbatimChar"/>
         </w:rPr>
-        <w:t xml:space="preserve">## [1] "Means R2 test: 0.786843798661139 MAPE: 0.149715105919611"</w:t>
+        <w:t xml:space="preserve">## [1] "Means R2 test: 0.786319010378842 MAPE: 0.152640946114668"</w:t>
       </w:r>
     </w:p>
     <w:p>

--- a/examples/autoencoder/doc/autoenc_adv_ed.docx
+++ b/examples/autoencoder/doc/autoenc_adv_ed.docx
@@ -1418,52 +1418,52 @@
         <w:rPr>
           <w:rStyle w:val="VerbatimChar"/>
         </w:rPr>
-        <w:t xml:space="preserve">## [1,] 0.8542284 0.9093184 0.9289479 0.9288631 0.8875800</w:t>
-      </w:r>
-      <w:r>
-        <w:br/>
-      </w:r>
-      <w:r>
-        <w:rPr>
-          <w:rStyle w:val="VerbatimChar"/>
-        </w:rPr>
-        <w:t xml:space="preserve">## [2,] 0.8819062 0.9329290 0.9494467 0.9499836 0.9127955</w:t>
-      </w:r>
-      <w:r>
-        <w:br/>
-      </w:r>
-      <w:r>
-        <w:rPr>
-          <w:rStyle w:val="VerbatimChar"/>
-        </w:rPr>
-        <w:t xml:space="preserve">## [3,] 0.8934935 0.9421265 0.9571517 0.9578558 0.9229783</w:t>
-      </w:r>
-      <w:r>
-        <w:br/>
-      </w:r>
-      <w:r>
-        <w:rPr>
-          <w:rStyle w:val="VerbatimChar"/>
-        </w:rPr>
-        <w:t xml:space="preserve">## [4,] 0.8918428 0.9408732 0.9560555 0.9567429 0.9215341</w:t>
-      </w:r>
-      <w:r>
-        <w:br/>
-      </w:r>
-      <w:r>
-        <w:rPr>
-          <w:rStyle w:val="VerbatimChar"/>
-        </w:rPr>
-        <w:t xml:space="preserve">## [5,] 0.8755050 0.9277523 0.9448499 0.9452760 0.9070315</w:t>
-      </w:r>
-      <w:r>
-        <w:br/>
-      </w:r>
-      <w:r>
-        <w:rPr>
-          <w:rStyle w:val="VerbatimChar"/>
-        </w:rPr>
-        <w:t xml:space="preserve">## [6,] 0.8417444 0.8980916 0.9185187 0.9180413 0.8757871</w:t>
+        <w:t xml:space="preserve">## [1,] 0.8654653 0.9167346 0.9326614 0.9313487 0.8933069</w:t>
+      </w:r>
+      <w:r>
+        <w:br/>
+      </w:r>
+      <w:r>
+        <w:rPr>
+          <w:rStyle w:val="VerbatimChar"/>
+        </w:rPr>
+        <w:t xml:space="preserve">## [2,] 0.8912834 0.9382231 0.9522443 0.9512360 0.9169441</w:t>
+      </w:r>
+      <w:r>
+        <w:br/>
+      </w:r>
+      <w:r>
+        <w:rPr>
+          <w:rStyle w:val="VerbatimChar"/>
+        </w:rPr>
+        <w:t xml:space="preserve">## [3,] 0.9021735 0.9466367 0.9595947 0.9589489 0.9265643</w:t>
+      </w:r>
+      <w:r>
+        <w:br/>
+      </w:r>
+      <w:r>
+        <w:rPr>
+          <w:rStyle w:val="VerbatimChar"/>
+        </w:rPr>
+        <w:t xml:space="preserve">## [4,] 0.9001296 0.9451182 0.9582159 0.9575086 0.9247752</w:t>
+      </w:r>
+      <w:r>
+        <w:br/>
+      </w:r>
+      <w:r>
+        <w:rPr>
+          <w:rStyle w:val="VerbatimChar"/>
+        </w:rPr>
+        <w:t xml:space="preserve">## [5,] 0.8840770 0.9325810 0.9469473 0.9457913 0.9105135</w:t>
+      </w:r>
+      <w:r>
+        <w:br/>
+      </w:r>
+      <w:r>
+        <w:rPr>
+          <w:rStyle w:val="VerbatimChar"/>
+        </w:rPr>
+        <w:t xml:space="preserve">## [6,] 0.8511781 0.9040723 0.9204362 0.9189112 0.8797584</w:t>
       </w:r>
     </w:p>
     <w:p>
@@ -1917,43 +1917,43 @@
         <w:rPr>
           <w:rStyle w:val="VerbatimChar"/>
         </w:rPr>
-        <w:t xml:space="preserve">## [1] "t4 R2 test: 0.332859279811257 MAPE: 0.168998509219882"</w:t>
-      </w:r>
-      <w:r>
-        <w:br/>
-      </w:r>
-      <w:r>
-        <w:rPr>
-          <w:rStyle w:val="VerbatimChar"/>
-        </w:rPr>
-        <w:t xml:space="preserve">## [1] "t3 R2 test: 0.889087882476625 MAPE: 0.0914828881383924"</w:t>
-      </w:r>
-      <w:r>
-        <w:br/>
-      </w:r>
-      <w:r>
-        <w:rPr>
-          <w:rStyle w:val="VerbatimChar"/>
-        </w:rPr>
-        <w:t xml:space="preserve">## [1] "t2 R2 test: 0.957417049622623 MAPE: 0.0448040937489961"</w:t>
-      </w:r>
-      <w:r>
-        <w:br/>
-      </w:r>
-      <w:r>
-        <w:rPr>
-          <w:rStyle w:val="VerbatimChar"/>
-        </w:rPr>
-        <w:t xml:space="preserve">## [1] "t1 R2 test: 0.904335804958048 MAPE: 0.136304324670013"</w:t>
-      </w:r>
-      <w:r>
-        <w:br/>
-      </w:r>
-      <w:r>
-        <w:rPr>
-          <w:rStyle w:val="VerbatimChar"/>
-        </w:rPr>
-        <w:t xml:space="preserve">## [1] "t0 R2 test: 0.847895035025658 MAPE: 0.321614914796059"</w:t>
+        <w:t xml:space="preserve">## [1] "t4 R2 test: 0.330804253620384 MAPE: 0.16591324968368"</w:t>
+      </w:r>
+      <w:r>
+        <w:br/>
+      </w:r>
+      <w:r>
+        <w:rPr>
+          <w:rStyle w:val="VerbatimChar"/>
+        </w:rPr>
+        <w:t xml:space="preserve">## [1] "t3 R2 test: 0.886879660109335 MAPE: 0.0890096392562691"</w:t>
+      </w:r>
+      <w:r>
+        <w:br/>
+      </w:r>
+      <w:r>
+        <w:rPr>
+          <w:rStyle w:val="VerbatimChar"/>
+        </w:rPr>
+        <w:t xml:space="preserve">## [1] "t2 R2 test: 0.958060470345039 MAPE: 0.0444020068264501"</w:t>
+      </w:r>
+      <w:r>
+        <w:br/>
+      </w:r>
+      <w:r>
+        <w:rPr>
+          <w:rStyle w:val="VerbatimChar"/>
+        </w:rPr>
+        <w:t xml:space="preserve">## [1] "t1 R2 test: 0.907030633756069 MAPE: 0.134608829586817"</w:t>
+      </w:r>
+      <w:r>
+        <w:br/>
+      </w:r>
+      <w:r>
+        <w:rPr>
+          <w:rStyle w:val="VerbatimChar"/>
+        </w:rPr>
+        <w:t xml:space="preserve">## [1] "t0 R2 test: 0.846931374235597 MAPE: 0.324823323763366"</w:t>
       </w:r>
     </w:p>
     <w:p>
@@ -2041,7 +2041,7 @@
         <w:rPr>
           <w:rStyle w:val="VerbatimChar"/>
         </w:rPr>
-        <w:t xml:space="preserve">## [1] "Means R2 test: 0.786319010378842 MAPE: 0.152640946114668"</w:t>
+        <w:t xml:space="preserve">## [1] "Means R2 test: 0.785941278413285 MAPE: 0.151751409823316"</w:t>
       </w:r>
     </w:p>
     <w:p>

--- a/examples/autoencoder/doc/autoenc_adv_ed.docx
+++ b/examples/autoencoder/doc/autoenc_adv_ed.docx
@@ -1418,52 +1418,52 @@
         <w:rPr>
           <w:rStyle w:val="VerbatimChar"/>
         </w:rPr>
-        <w:t xml:space="preserve">## [1,] 0.8654653 0.9167346 0.9326614 0.9313487 0.8933069</w:t>
-      </w:r>
-      <w:r>
-        <w:br/>
-      </w:r>
-      <w:r>
-        <w:rPr>
-          <w:rStyle w:val="VerbatimChar"/>
-        </w:rPr>
-        <w:t xml:space="preserve">## [2,] 0.8912834 0.9382231 0.9522443 0.9512360 0.9169441</w:t>
-      </w:r>
-      <w:r>
-        <w:br/>
-      </w:r>
-      <w:r>
-        <w:rPr>
-          <w:rStyle w:val="VerbatimChar"/>
-        </w:rPr>
-        <w:t xml:space="preserve">## [3,] 0.9021735 0.9466367 0.9595947 0.9589489 0.9265643</w:t>
-      </w:r>
-      <w:r>
-        <w:br/>
-      </w:r>
-      <w:r>
-        <w:rPr>
-          <w:rStyle w:val="VerbatimChar"/>
-        </w:rPr>
-        <w:t xml:space="preserve">## [4,] 0.9001296 0.9451182 0.9582159 0.9575086 0.9247752</w:t>
-      </w:r>
-      <w:r>
-        <w:br/>
-      </w:r>
-      <w:r>
-        <w:rPr>
-          <w:rStyle w:val="VerbatimChar"/>
-        </w:rPr>
-        <w:t xml:space="preserve">## [5,] 0.8840770 0.9325810 0.9469473 0.9457913 0.9105135</w:t>
-      </w:r>
-      <w:r>
-        <w:br/>
-      </w:r>
-      <w:r>
-        <w:rPr>
-          <w:rStyle w:val="VerbatimChar"/>
-        </w:rPr>
-        <w:t xml:space="preserve">## [6,] 0.8511781 0.9040723 0.9204362 0.9189112 0.8797584</w:t>
+        <w:t xml:space="preserve">## [1,] 0.8552041 0.9081938 0.9256047 0.9238839 0.8849041</w:t>
+      </w:r>
+      <w:r>
+        <w:br/>
+      </w:r>
+      <w:r>
+        <w:rPr>
+          <w:rStyle w:val="VerbatimChar"/>
+        </w:rPr>
+        <w:t xml:space="preserve">## [2,] 0.8826610 0.9318589 0.9466908 0.9459733 0.9103711</w:t>
+      </w:r>
+      <w:r>
+        <w:br/>
+      </w:r>
+      <w:r>
+        <w:rPr>
+          <w:rStyle w:val="VerbatimChar"/>
+        </w:rPr>
+        <w:t xml:space="preserve">## [3,] 0.8940559 0.9410216 0.9545940 0.9541991 0.9205962</w:t>
+      </w:r>
+      <w:r>
+        <w:br/>
+      </w:r>
+      <w:r>
+        <w:rPr>
+          <w:rStyle w:val="VerbatimChar"/>
+        </w:rPr>
+        <w:t xml:space="preserve">## [4,] 0.8918688 0.9393097 0.9530759 0.9526187 0.9186267</w:t>
+      </w:r>
+      <w:r>
+        <w:br/>
+      </w:r>
+      <w:r>
+        <w:rPr>
+          <w:rStyle w:val="VerbatimChar"/>
+        </w:rPr>
+        <w:t xml:space="preserve">## [5,] 0.8749841 0.9254899 0.9409377 0.9399448 0.9032725</w:t>
+      </w:r>
+      <w:r>
+        <w:br/>
+      </w:r>
+      <w:r>
+        <w:rPr>
+          <w:rStyle w:val="VerbatimChar"/>
+        </w:rPr>
+        <w:t xml:space="preserve">## [6,] 0.8405852 0.8947312 0.9129457 0.9104759 0.8707699</w:t>
       </w:r>
     </w:p>
     <w:p>
@@ -1917,43 +1917,43 @@
         <w:rPr>
           <w:rStyle w:val="VerbatimChar"/>
         </w:rPr>
-        <w:t xml:space="preserve">## [1] "t4 R2 test: 0.330804253620384 MAPE: 0.16591324968368"</w:t>
-      </w:r>
-      <w:r>
-        <w:br/>
-      </w:r>
-      <w:r>
-        <w:rPr>
-          <w:rStyle w:val="VerbatimChar"/>
-        </w:rPr>
-        <w:t xml:space="preserve">## [1] "t3 R2 test: 0.886879660109335 MAPE: 0.0890096392562691"</w:t>
-      </w:r>
-      <w:r>
-        <w:br/>
-      </w:r>
-      <w:r>
-        <w:rPr>
-          <w:rStyle w:val="VerbatimChar"/>
-        </w:rPr>
-        <w:t xml:space="preserve">## [1] "t2 R2 test: 0.958060470345039 MAPE: 0.0444020068264501"</w:t>
-      </w:r>
-      <w:r>
-        <w:br/>
-      </w:r>
-      <w:r>
-        <w:rPr>
-          <w:rStyle w:val="VerbatimChar"/>
-        </w:rPr>
-        <w:t xml:space="preserve">## [1] "t1 R2 test: 0.907030633756069 MAPE: 0.134608829586817"</w:t>
-      </w:r>
-      <w:r>
-        <w:br/>
-      </w:r>
-      <w:r>
-        <w:rPr>
-          <w:rStyle w:val="VerbatimChar"/>
-        </w:rPr>
-        <w:t xml:space="preserve">## [1] "t0 R2 test: 0.846931374235597 MAPE: 0.324823323763366"</w:t>
+        <w:t xml:space="preserve">## [1] "t4 R2 test: 0.328998976518645 MAPE: 0.171152493086324"</w:t>
+      </w:r>
+      <w:r>
+        <w:br/>
+      </w:r>
+      <w:r>
+        <w:rPr>
+          <w:rStyle w:val="VerbatimChar"/>
+        </w:rPr>
+        <w:t xml:space="preserve">## [1] "t3 R2 test: 0.887554773826022 MAPE: 0.0964855172616906"</w:t>
+      </w:r>
+      <w:r>
+        <w:br/>
+      </w:r>
+      <w:r>
+        <w:rPr>
+          <w:rStyle w:val="VerbatimChar"/>
+        </w:rPr>
+        <w:t xml:space="preserve">## [1] "t2 R2 test: 0.961521656153233 MAPE: 0.0423653265373237"</w:t>
+      </w:r>
+      <w:r>
+        <w:br/>
+      </w:r>
+      <w:r>
+        <w:rPr>
+          <w:rStyle w:val="VerbatimChar"/>
+        </w:rPr>
+        <w:t xml:space="preserve">## [1] "t1 R2 test: 0.912907370168726 MAPE: 0.124671703120867"</w:t>
+      </w:r>
+      <w:r>
+        <w:br/>
+      </w:r>
+      <w:r>
+        <w:rPr>
+          <w:rStyle w:val="VerbatimChar"/>
+        </w:rPr>
+        <w:t xml:space="preserve">## [1] "t0 R2 test: 0.851735973033539 MAPE: 0.310075053027358"</w:t>
       </w:r>
     </w:p>
     <w:p>
@@ -2041,7 +2041,7 @@
         <w:rPr>
           <w:rStyle w:val="VerbatimChar"/>
         </w:rPr>
-        <w:t xml:space="preserve">## [1] "Means R2 test: 0.785941278413285 MAPE: 0.151751409823316"</w:t>
+        <w:t xml:space="preserve">## [1] "Means R2 test: 0.788543749940033 MAPE: 0.148950018606713"</w:t>
       </w:r>
     </w:p>
     <w:p>

--- a/examples/autoencoder/doc/autoenc_adv_ed.docx
+++ b/examples/autoencoder/doc/autoenc_adv_ed.docx
@@ -2,7 +2,7 @@
 <file path=word/document.xml><?xml version="1.0" encoding="utf-8"?>
 <w:document xmlns:w="http://schemas.openxmlformats.org/wordprocessingml/2006/main" xmlns:m="http://schemas.openxmlformats.org/officeDocument/2006/math" xmlns:r="http://schemas.openxmlformats.org/officeDocument/2006/relationships" xmlns:o="urn:schemas-microsoft-com:office:office" xmlns:v="urn:schemas-microsoft-com:vml" xmlns:w10="urn:schemas-microsoft-com:office:word" xmlns:a="http://schemas.openxmlformats.org/drawingml/2006/main" xmlns:pic="http://schemas.openxmlformats.org/drawingml/2006/picture" xmlns:wp="http://schemas.openxmlformats.org/drawingml/2006/wordprocessingDrawing">
   <w:body>
-    <w:bookmarkStart w:id="23" w:name="adversarial-autoencoder-encode-decode"/>
+    <w:bookmarkStart w:id="12" w:name="adversarial-autoencoder-encode-decode"/>
     <w:p>
       <w:pPr>
         <w:pStyle w:val="Heading2"/>
@@ -916,7 +916,7 @@
         <w:rPr>
           <w:rStyle w:val="CommentTok"/>
         </w:rPr>
-        <w:t xml:space="preserve"># Learning curves (train and validation loss per epoch)</w:t>
+        <w:t xml:space="preserve"># Learning curves</w:t>
       </w:r>
       <w:r>
         <w:br/>
@@ -974,27 +974,207 @@
       </w:r>
       <w:r>
         <w:rPr>
+          <w:rStyle w:val="FunctionTok"/>
+        </w:rPr>
+        <w:t xml:space="preserve">seq_along</w:t>
+      </w:r>
+      <w:r>
+        <w:rPr>
+          <w:rStyle w:val="NormalTok"/>
+        </w:rPr>
+        <w:t xml:space="preserve">(auto</w:t>
+      </w:r>
+      <w:r>
+        <w:rPr>
+          <w:rStyle w:val="SpecialCharTok"/>
+        </w:rPr>
+        <w:t xml:space="preserve">$</w:t>
+      </w:r>
+      <w:r>
+        <w:rPr>
+          <w:rStyle w:val="NormalTok"/>
+        </w:rPr>
+        <w:t xml:space="preserve">train_loss),</w:t>
+      </w:r>
+      <w:r>
+        <w:br/>
+      </w:r>
+      <w:r>
+        <w:rPr>
+          <w:rStyle w:val="NormalTok"/>
+        </w:rPr>
+        <w:t xml:space="preserve">  </w:t>
+      </w:r>
+      <w:r>
+        <w:rPr>
+          <w:rStyle w:val="AttributeTok"/>
+        </w:rPr>
+        <w:t xml:space="preserve">train_loss =</w:t>
+      </w:r>
+      <w:r>
+        <w:rPr>
+          <w:rStyle w:val="NormalTok"/>
+        </w:rPr>
+        <w:t xml:space="preserve"> auto</w:t>
+      </w:r>
+      <w:r>
+        <w:rPr>
+          <w:rStyle w:val="SpecialCharTok"/>
+        </w:rPr>
+        <w:t xml:space="preserve">$</w:t>
+      </w:r>
+      <w:r>
+        <w:rPr>
+          <w:rStyle w:val="NormalTok"/>
+        </w:rPr>
+        <w:t xml:space="preserve">train_loss</w:t>
+      </w:r>
+      <w:r>
+        <w:br/>
+      </w:r>
+      <w:r>
+        <w:rPr>
+          <w:rStyle w:val="NormalTok"/>
+        </w:rPr>
+        <w:t xml:space="preserve">)</w:t>
+      </w:r>
+      <w:r>
+        <w:br/>
+      </w:r>
+      <w:r>
+        <w:rPr>
+          <w:rStyle w:val="ControlFlowTok"/>
+        </w:rPr>
+        <w:t xml:space="preserve">if</w:t>
+      </w:r>
+      <w:r>
+        <w:rPr>
+          <w:rStyle w:val="NormalTok"/>
+        </w:rPr>
+        <w:t xml:space="preserve"> (</w:t>
+      </w:r>
+      <w:r>
+        <w:rPr>
+          <w:rStyle w:val="SpecialCharTok"/>
+        </w:rPr>
+        <w:t xml:space="preserve">!</w:t>
+      </w:r>
+      <w:r>
+        <w:rPr>
+          <w:rStyle w:val="FunctionTok"/>
+        </w:rPr>
+        <w:t xml:space="preserve">is.null</w:t>
+      </w:r>
+      <w:r>
+        <w:rPr>
+          <w:rStyle w:val="NormalTok"/>
+        </w:rPr>
+        <w:t xml:space="preserve">(auto</w:t>
+      </w:r>
+      <w:r>
+        <w:rPr>
+          <w:rStyle w:val="SpecialCharTok"/>
+        </w:rPr>
+        <w:t xml:space="preserve">$</w:t>
+      </w:r>
+      <w:r>
+        <w:rPr>
+          <w:rStyle w:val="NormalTok"/>
+        </w:rPr>
+        <w:t xml:space="preserve">val_loss) </w:t>
+      </w:r>
+      <w:r>
+        <w:rPr>
+          <w:rStyle w:val="SpecialCharTok"/>
+        </w:rPr>
+        <w:t xml:space="preserve">&amp;&amp;</w:t>
+      </w:r>
+      <w:r>
+        <w:rPr>
+          <w:rStyle w:val="NormalTok"/>
+        </w:rPr>
+        <w:t xml:space="preserve"> </w:t>
+      </w:r>
+      <w:r>
+        <w:rPr>
+          <w:rStyle w:val="FunctionTok"/>
+        </w:rPr>
+        <w:t xml:space="preserve">length</w:t>
+      </w:r>
+      <w:r>
+        <w:rPr>
+          <w:rStyle w:val="NormalTok"/>
+        </w:rPr>
+        <w:t xml:space="preserve">(auto</w:t>
+      </w:r>
+      <w:r>
+        <w:rPr>
+          <w:rStyle w:val="SpecialCharTok"/>
+        </w:rPr>
+        <w:t xml:space="preserve">$</w:t>
+      </w:r>
+      <w:r>
+        <w:rPr>
+          <w:rStyle w:val="NormalTok"/>
+        </w:rPr>
+        <w:t xml:space="preserve">val_loss) </w:t>
+      </w:r>
+      <w:r>
+        <w:rPr>
+          <w:rStyle w:val="SpecialCharTok"/>
+        </w:rPr>
+        <w:t xml:space="preserve">&gt;</w:t>
+      </w:r>
+      <w:r>
+        <w:rPr>
+          <w:rStyle w:val="NormalTok"/>
+        </w:rPr>
+        <w:t xml:space="preserve"> </w:t>
+      </w:r>
+      <w:r>
+        <w:rPr>
           <w:rStyle w:val="DecValTok"/>
         </w:rPr>
-        <w:t xml:space="preserve">1</w:t>
+        <w:t xml:space="preserve">0</w:t>
+      </w:r>
+      <w:r>
+        <w:rPr>
+          <w:rStyle w:val="NormalTok"/>
+        </w:rPr>
+        <w:t xml:space="preserve">) {</w:t>
+      </w:r>
+      <w:r>
+        <w:br/>
+      </w:r>
+      <w:r>
+        <w:rPr>
+          <w:rStyle w:val="NormalTok"/>
+        </w:rPr>
+        <w:t xml:space="preserve">  fit_loss</w:t>
       </w:r>
       <w:r>
         <w:rPr>
           <w:rStyle w:val="SpecialCharTok"/>
         </w:rPr>
-        <w:t xml:space="preserve">:</w:t>
-      </w:r>
-      <w:r>
-        <w:rPr>
-          <w:rStyle w:val="FunctionTok"/>
-        </w:rPr>
-        <w:t xml:space="preserve">length</w:t>
-      </w:r>
-      <w:r>
-        <w:rPr>
-          <w:rStyle w:val="NormalTok"/>
-        </w:rPr>
-        <w:t xml:space="preserve">(auto</w:t>
+        <w:t xml:space="preserve">$</w:t>
+      </w:r>
+      <w:r>
+        <w:rPr>
+          <w:rStyle w:val="NormalTok"/>
+        </w:rPr>
+        <w:t xml:space="preserve">val_loss </w:t>
+      </w:r>
+      <w:r>
+        <w:rPr>
+          <w:rStyle w:val="OtherTok"/>
+        </w:rPr>
+        <w:t xml:space="preserve">&lt;-</w:t>
+      </w:r>
+      <w:r>
+        <w:rPr>
+          <w:rStyle w:val="NormalTok"/>
+        </w:rPr>
+        <w:t xml:space="preserve"> auto</w:t>
       </w:r>
       <w:r>
         <w:rPr>
@@ -1006,163 +1186,202 @@
         <w:rPr>
           <w:rStyle w:val="NormalTok"/>
         </w:rPr>
-        <w:t xml:space="preserve">train_loss),</w:t>
-      </w:r>
-      <w:r>
-        <w:br/>
-      </w:r>
-      <w:r>
-        <w:rPr>
-          <w:rStyle w:val="NormalTok"/>
-        </w:rPr>
-        <w:t xml:space="preserve">  </w:t>
+        <w:t xml:space="preserve">val_loss</w:t>
+      </w:r>
+      <w:r>
+        <w:br/>
+      </w:r>
+      <w:r>
+        <w:rPr>
+          <w:rStyle w:val="NormalTok"/>
+        </w:rPr>
+        <w:t xml:space="preserve">}</w:t>
+      </w:r>
+      <w:r>
+        <w:br/>
+      </w:r>
+      <w:r>
+        <w:rPr>
+          <w:rStyle w:val="NormalTok"/>
+        </w:rPr>
+        <w:t xml:space="preserve">colors </w:t>
+      </w:r>
+      <w:r>
+        <w:rPr>
+          <w:rStyle w:val="OtherTok"/>
+        </w:rPr>
+        <w:t xml:space="preserve">&lt;-</w:t>
+      </w:r>
+      <w:r>
+        <w:rPr>
+          <w:rStyle w:val="NormalTok"/>
+        </w:rPr>
+        <w:t xml:space="preserve"> </w:t>
+      </w:r>
+      <w:r>
+        <w:rPr>
+          <w:rStyle w:val="ControlFlowTok"/>
+        </w:rPr>
+        <w:t xml:space="preserve">if</w:t>
+      </w:r>
+      <w:r>
+        <w:rPr>
+          <w:rStyle w:val="NormalTok"/>
+        </w:rPr>
+        <w:t xml:space="preserve"> (</w:t>
+      </w:r>
+      <w:r>
+        <w:rPr>
+          <w:rStyle w:val="StringTok"/>
+        </w:rPr>
+        <w:t xml:space="preserve">"val_loss"</w:t>
+      </w:r>
+      <w:r>
+        <w:rPr>
+          <w:rStyle w:val="NormalTok"/>
+        </w:rPr>
+        <w:t xml:space="preserve"> </w:t>
+      </w:r>
+      <w:r>
+        <w:rPr>
+          <w:rStyle w:val="SpecialCharTok"/>
+        </w:rPr>
+        <w:t xml:space="preserve">%in%</w:t>
+      </w:r>
+      <w:r>
+        <w:rPr>
+          <w:rStyle w:val="NormalTok"/>
+        </w:rPr>
+        <w:t xml:space="preserve"> </w:t>
+      </w:r>
+      <w:r>
+        <w:rPr>
+          <w:rStyle w:val="FunctionTok"/>
+        </w:rPr>
+        <w:t xml:space="preserve">names</w:t>
+      </w:r>
+      <w:r>
+        <w:rPr>
+          <w:rStyle w:val="NormalTok"/>
+        </w:rPr>
+        <w:t xml:space="preserve">(fit_loss)) </w:t>
+      </w:r>
+      <w:r>
+        <w:rPr>
+          <w:rStyle w:val="FunctionTok"/>
+        </w:rPr>
+        <w:t xml:space="preserve">c</w:t>
+      </w:r>
+      <w:r>
+        <w:rPr>
+          <w:rStyle w:val="NormalTok"/>
+        </w:rPr>
+        <w:t xml:space="preserve">(</w:t>
+      </w:r>
+      <w:r>
+        <w:rPr>
+          <w:rStyle w:val="StringTok"/>
+        </w:rPr>
+        <w:t xml:space="preserve">"Blue"</w:t>
+      </w:r>
+      <w:r>
+        <w:rPr>
+          <w:rStyle w:val="NormalTok"/>
+        </w:rPr>
+        <w:t xml:space="preserve">, </w:t>
+      </w:r>
+      <w:r>
+        <w:rPr>
+          <w:rStyle w:val="StringTok"/>
+        </w:rPr>
+        <w:t xml:space="preserve">"Orange"</w:t>
+      </w:r>
+      <w:r>
+        <w:rPr>
+          <w:rStyle w:val="NormalTok"/>
+        </w:rPr>
+        <w:t xml:space="preserve">) </w:t>
+      </w:r>
+      <w:r>
+        <w:rPr>
+          <w:rStyle w:val="ControlFlowTok"/>
+        </w:rPr>
+        <w:t xml:space="preserve">else</w:t>
+      </w:r>
+      <w:r>
+        <w:rPr>
+          <w:rStyle w:val="NormalTok"/>
+        </w:rPr>
+        <w:t xml:space="preserve"> </w:t>
+      </w:r>
+      <w:r>
+        <w:rPr>
+          <w:rStyle w:val="FunctionTok"/>
+        </w:rPr>
+        <w:t xml:space="preserve">c</w:t>
+      </w:r>
+      <w:r>
+        <w:rPr>
+          <w:rStyle w:val="NormalTok"/>
+        </w:rPr>
+        <w:t xml:space="preserve">(</w:t>
+      </w:r>
+      <w:r>
+        <w:rPr>
+          <w:rStyle w:val="StringTok"/>
+        </w:rPr>
+        <w:t xml:space="preserve">"Blue"</w:t>
+      </w:r>
+      <w:r>
+        <w:rPr>
+          <w:rStyle w:val="NormalTok"/>
+        </w:rPr>
+        <w:t xml:space="preserve">)</w:t>
+      </w:r>
+      <w:r>
+        <w:br/>
+      </w:r>
+      <w:r>
+        <w:rPr>
+          <w:rStyle w:val="NormalTok"/>
+        </w:rPr>
+        <w:t xml:space="preserve">grf </w:t>
+      </w:r>
+      <w:r>
+        <w:rPr>
+          <w:rStyle w:val="OtherTok"/>
+        </w:rPr>
+        <w:t xml:space="preserve">&lt;-</w:t>
+      </w:r>
+      <w:r>
+        <w:rPr>
+          <w:rStyle w:val="NormalTok"/>
+        </w:rPr>
+        <w:t xml:space="preserve"> </w:t>
+      </w:r>
+      <w:r>
+        <w:rPr>
+          <w:rStyle w:val="FunctionTok"/>
+        </w:rPr>
+        <w:t xml:space="preserve">plot_series</w:t>
+      </w:r>
+      <w:r>
+        <w:rPr>
+          <w:rStyle w:val="NormalTok"/>
+        </w:rPr>
+        <w:t xml:space="preserve">(fit_loss, </w:t>
       </w:r>
       <w:r>
         <w:rPr>
           <w:rStyle w:val="AttributeTok"/>
         </w:rPr>
-        <w:t xml:space="preserve">train_loss =</w:t>
-      </w:r>
-      <w:r>
-        <w:rPr>
-          <w:rStyle w:val="NormalTok"/>
-        </w:rPr>
-        <w:t xml:space="preserve"> auto</w:t>
-      </w:r>
-      <w:r>
-        <w:rPr>
-          <w:rStyle w:val="SpecialCharTok"/>
-        </w:rPr>
-        <w:t xml:space="preserve">$</w:t>
-      </w:r>
-      <w:r>
-        <w:rPr>
-          <w:rStyle w:val="NormalTok"/>
-        </w:rPr>
-        <w:t xml:space="preserve">train_loss,</w:t>
-      </w:r>
-      <w:r>
-        <w:br/>
-      </w:r>
-      <w:r>
-        <w:rPr>
-          <w:rStyle w:val="NormalTok"/>
-        </w:rPr>
-        <w:t xml:space="preserve">  </w:t>
-      </w:r>
-      <w:r>
-        <w:rPr>
-          <w:rStyle w:val="AttributeTok"/>
-        </w:rPr>
-        <w:t xml:space="preserve">val_loss =</w:t>
-      </w:r>
-      <w:r>
-        <w:rPr>
-          <w:rStyle w:val="NormalTok"/>
-        </w:rPr>
-        <w:t xml:space="preserve"> auto</w:t>
-      </w:r>
-      <w:r>
-        <w:rPr>
-          <w:rStyle w:val="SpecialCharTok"/>
-        </w:rPr>
-        <w:t xml:space="preserve">$</w:t>
-      </w:r>
-      <w:r>
-        <w:rPr>
-          <w:rStyle w:val="NormalTok"/>
-        </w:rPr>
-        <w:t xml:space="preserve">val_loss</w:t>
-      </w:r>
-      <w:r>
-        <w:br/>
-      </w:r>
-      <w:r>
-        <w:rPr>
-          <w:rStyle w:val="NormalTok"/>
-        </w:rPr>
-        <w:t xml:space="preserve">)</w:t>
-      </w:r>
-      <w:r>
-        <w:br/>
-      </w:r>
-      <w:r>
-        <w:rPr>
-          <w:rStyle w:val="NormalTok"/>
-        </w:rPr>
-        <w:t xml:space="preserve">grf </w:t>
-      </w:r>
-      <w:r>
-        <w:rPr>
-          <w:rStyle w:val="OtherTok"/>
-        </w:rPr>
-        <w:t xml:space="preserve">&lt;-</w:t>
-      </w:r>
-      <w:r>
-        <w:rPr>
-          <w:rStyle w:val="NormalTok"/>
-        </w:rPr>
-        <w:t xml:space="preserve"> </w:t>
-      </w:r>
-      <w:r>
-        <w:rPr>
-          <w:rStyle w:val="FunctionTok"/>
-        </w:rPr>
-        <w:t xml:space="preserve">plot_series</w:t>
-      </w:r>
-      <w:r>
-        <w:rPr>
-          <w:rStyle w:val="NormalTok"/>
-        </w:rPr>
-        <w:t xml:space="preserve">(fit_loss, </w:t>
-      </w:r>
-      <w:r>
-        <w:rPr>
-          <w:rStyle w:val="AttributeTok"/>
-        </w:rPr>
         <w:t xml:space="preserve">colors =</w:t>
       </w:r>
       <w:r>
         <w:rPr>
           <w:rStyle w:val="NormalTok"/>
         </w:rPr>
-        <w:t xml:space="preserve"> </w:t>
-      </w:r>
-      <w:r>
-        <w:rPr>
-          <w:rStyle w:val="FunctionTok"/>
-        </w:rPr>
-        <w:t xml:space="preserve">c</w:t>
-      </w:r>
-      <w:r>
-        <w:rPr>
-          <w:rStyle w:val="NormalTok"/>
-        </w:rPr>
-        <w:t xml:space="preserve">(</w:t>
-      </w:r>
-      <w:r>
-        <w:rPr>
-          <w:rStyle w:val="StringTok"/>
-        </w:rPr>
-        <w:t xml:space="preserve">'Blue'</w:t>
-      </w:r>
-      <w:r>
-        <w:rPr>
-          <w:rStyle w:val="NormalTok"/>
-        </w:rPr>
-        <w:t xml:space="preserve">, </w:t>
-      </w:r>
-      <w:r>
-        <w:rPr>
-          <w:rStyle w:val="StringTok"/>
-        </w:rPr>
-        <w:t xml:space="preserve">'Orange'</w:t>
-      </w:r>
-      <w:r>
-        <w:rPr>
-          <w:rStyle w:val="NormalTok"/>
-        </w:rPr>
-        <w:t xml:space="preserve">))</w:t>
+        <w:t xml:space="preserve"> colors)</w:t>
       </w:r>
       <w:r>
         <w:br/>
@@ -1189,18 +1408,18 @@
           <wp:inline>
             <wp:extent cx="4620126" cy="3696101"/>
             <wp:effectExtent b="0" l="0" r="0" t="0"/>
-            <wp:docPr descr="" title="" id="21" name="Picture"/>
+            <wp:docPr descr="" title="" id="10" name="Picture"/>
             <a:graphic>
               <a:graphicData uri="http://schemas.openxmlformats.org/drawingml/2006/picture">
                 <pic:pic>
                   <pic:nvPicPr>
-                    <pic:cNvPr descr="/home/gpca/daltoolboxdp/examples/autoencoder/doc/autoenc_adv_ed_files/figure-docx/unnamed-chunk-7-1.png" id="22" name="Picture"/>
+                    <pic:cNvPr descr="C:\Git\dal\daltoolboxdp\examples\autoencoder\doc\autoenc_adv_ed_files/d315510dde93236102bc56eaf4bec2df5a340624.png" id="11" name="Picture"/>
                     <pic:cNvPicPr>
                       <a:picLocks noChangeArrowheads="1" noChangeAspect="1"/>
                     </pic:cNvPicPr>
                   </pic:nvPicPr>
                   <pic:blipFill>
-                    <a:blip r:embed="rId20"/>
+                    <a:blip r:embed="rId9"/>
                     <a:stretch>
                       <a:fillRect/>
                     </a:stretch>
@@ -1418,7 +1637,7 @@
         <w:rPr>
           <w:rStyle w:val="VerbatimChar"/>
         </w:rPr>
-        <w:t xml:space="preserve">## [1,] 0.8552041 0.9081938 0.9256047 0.9238839 0.8849041</w:t>
+        <w:t xml:space="preserve">## [1,] 0.8151594 0.8763216 0.9001299 0.9141362 0.8922138</w:t>
       </w:r>
       <w:r>
         <w:br/>
@@ -1427,7 +1646,7 @@
         <w:rPr>
           <w:rStyle w:val="VerbatimChar"/>
         </w:rPr>
-        <w:t xml:space="preserve">## [2,] 0.8826610 0.9318589 0.9466908 0.9459733 0.9103711</w:t>
+        <w:t xml:space="preserve">## [2,] 0.8373044 0.8963376 0.9186888 0.9309100 0.9099288</w:t>
       </w:r>
       <w:r>
         <w:br/>
@@ -1436,7 +1655,7 @@
         <w:rPr>
           <w:rStyle w:val="VerbatimChar"/>
         </w:rPr>
-        <w:t xml:space="preserve">## [3,] 0.8940559 0.9410216 0.9545940 0.9541991 0.9205962</w:t>
+        <w:t xml:space="preserve">## [3,] 0.8457366 0.9037002 0.9254716 0.9369286 0.9164863</w:t>
       </w:r>
       <w:r>
         <w:br/>
@@ -1445,7 +1664,7 @@
         <w:rPr>
           <w:rStyle w:val="VerbatimChar"/>
         </w:rPr>
-        <w:t xml:space="preserve">## [4,] 0.8918688 0.9393097 0.9530759 0.9526187 0.9186267</w:t>
+        <w:t xml:space="preserve">## [4,] 0.8440041 0.9021019 0.9239698 0.9355564 0.9149376</w:t>
       </w:r>
       <w:r>
         <w:br/>
@@ -1454,7 +1673,7 @@
         <w:rPr>
           <w:rStyle w:val="VerbatimChar"/>
         </w:rPr>
-        <w:t xml:space="preserve">## [5,] 0.8749841 0.9254899 0.9409377 0.9399448 0.9032725</w:t>
+        <w:t xml:space="preserve">## [5,] 0.8316023 0.8909788 0.9136253 0.9262218 0.9047681</w:t>
       </w:r>
       <w:r>
         <w:br/>
@@ -1463,7 +1682,7 @@
         <w:rPr>
           <w:rStyle w:val="VerbatimChar"/>
         </w:rPr>
-        <w:t xml:space="preserve">## [6,] 0.8405852 0.8947312 0.9129457 0.9104759 0.8707699</w:t>
+        <w:t xml:space="preserve">## [6,] 0.8042281 0.8654469 0.8896653 0.9042754 0.8818154</w:t>
       </w:r>
     </w:p>
     <w:p>
@@ -1917,7 +2136,7 @@
         <w:rPr>
           <w:rStyle w:val="VerbatimChar"/>
         </w:rPr>
-        <w:t xml:space="preserve">## [1] "t4 R2 test: 0.328998976518645 MAPE: 0.171152493086324"</w:t>
+        <w:t xml:space="preserve">## [1] "t4 R2 test: 0.329398397847326 MAPE: 0.177761621972175"</w:t>
       </w:r>
       <w:r>
         <w:br/>
@@ -1926,7 +2145,7 @@
         <w:rPr>
           <w:rStyle w:val="VerbatimChar"/>
         </w:rPr>
-        <w:t xml:space="preserve">## [1] "t3 R2 test: 0.887554773826022 MAPE: 0.0964855172616906"</w:t>
+        <w:t xml:space="preserve">## [1] "t3 R2 test: 0.887071429162552 MAPE: 0.0959405458278166"</w:t>
       </w:r>
       <w:r>
         <w:br/>
@@ -1935,7 +2154,7 @@
         <w:rPr>
           <w:rStyle w:val="VerbatimChar"/>
         </w:rPr>
-        <w:t xml:space="preserve">## [1] "t2 R2 test: 0.961521656153233 MAPE: 0.0423653265373237"</w:t>
+        <w:t xml:space="preserve">## [1] "t2 R2 test: 0.96261745561228 MAPE: 0.0486365804340039"</w:t>
       </w:r>
       <w:r>
         <w:br/>
@@ -1944,7 +2163,7 @@
         <w:rPr>
           <w:rStyle w:val="VerbatimChar"/>
         </w:rPr>
-        <w:t xml:space="preserve">## [1] "t1 R2 test: 0.912907370168726 MAPE: 0.124671703120867"</w:t>
+        <w:t xml:space="preserve">## [1] "t1 R2 test: 0.896565125264426 MAPE: 0.174585862027162"</w:t>
       </w:r>
       <w:r>
         <w:br/>
@@ -1953,7 +2172,7 @@
         <w:rPr>
           <w:rStyle w:val="VerbatimChar"/>
         </w:rPr>
-        <w:t xml:space="preserve">## [1] "t0 R2 test: 0.851735973033539 MAPE: 0.310075053027358"</w:t>
+        <w:t xml:space="preserve">## [1] "t0 R2 test: 0.839414606290013 MAPE: 0.386706418034726"</w:t>
       </w:r>
     </w:p>
     <w:p>
@@ -2041,7 +2260,7 @@
         <w:rPr>
           <w:rStyle w:val="VerbatimChar"/>
         </w:rPr>
-        <w:t xml:space="preserve">## [1] "Means R2 test: 0.788543749940033 MAPE: 0.148950018606713"</w:t>
+        <w:t xml:space="preserve">## [1] "Means R2 test: 0.783013402835319 MAPE: 0.176726205659177"</w:t>
       </w:r>
     </w:p>
     <w:p>
@@ -2058,7 +2277,7 @@
         <w:t xml:space="preserve">- Makhzani, A., Shlens, J., Jaitly, N., Goodfellow, I., &amp; Frey, B. (2015). Adversarial Autoencoders. arXiv:1511.05644.</w:t>
       </w:r>
     </w:p>
-    <w:bookmarkEnd w:id="23"/>
+    <w:bookmarkEnd w:id="12"/>
     <w:sectPr>
       <w:footnotePr>
         <w:numRestart w:val="eachSect"/>
@@ -2180,10 +2399,10 @@
   <w:docDefaults>
     <w:rPrDefault>
       <w:rPr>
-        <w:rFonts w:asciiTheme="minorHAnsi" w:cstheme="minorBidi" w:eastAsiaTheme="minorHAnsi" w:hAnsiTheme="minorHAnsi"/>
+        <w:rFonts w:asciiTheme="minorHAnsi" w:cstheme="minorBidi" w:eastAsiaTheme="minorEastAsia" w:hAnsiTheme="minorHAnsi"/>
         <w:sz w:val="24"/>
         <w:szCs w:val="24"/>
-        <w:lang w:bidi="ar-SA" w:eastAsia="en-US" w:val="en-US"/>
+        <w:lang w:bidi="ar-SA" w:eastAsia="zh-CN" w:val="en-US"/>
       </w:rPr>
     </w:rPrDefault>
     <w:pPrDefault>
@@ -2724,13 +2943,6 @@
       </w:tblCellMar>
     </w:tblPr>
     <w:tblStylePr w:type="firstRow">
-      <w:tblPr>
-        <w:jc w:val="left"/>
-        <w:tblInd w:type="dxa" w:w="0"/>
-      </w:tblPr>
-      <w:trPr>
-        <w:jc w:val="left"/>
-      </w:trPr>
       <w:tcPr>
         <w:tcBorders>
           <w:bottom w:val="single"/>

--- a/examples/autoencoder/doc/autoenc_adv_ed.docx
+++ b/examples/autoencoder/doc/autoenc_adv_ed.docx
@@ -73,7 +73,7 @@
         <w:rPr>
           <w:rStyle w:val="VerbatimChar"/>
         </w:rPr>
-        <w:t xml:space="preserve">num_epochs</w:t>
+        <w:t xml:space="preserve">epochs</w:t>
       </w:r>
       <w:r>
         <w:t xml:space="preserve">,</w:t>
@@ -842,7 +842,7 @@
         <w:rPr>
           <w:rStyle w:val="AttributeTok"/>
         </w:rPr>
-        <w:t xml:space="preserve">num_epochs =</w:t>
+        <w:t xml:space="preserve">epochs =</w:t>
       </w:r>
       <w:r>
         <w:rPr>
@@ -906,6 +906,185 @@
           <w:rStyle w:val="NormalTok"/>
         </w:rPr>
         <w:t xml:space="preserve">(auto, train)</w:t>
+      </w:r>
+    </w:p>
+    <w:p>
+      <w:pPr>
+        <w:pStyle w:val="FirstParagraph"/>
+      </w:pPr>
+      <w:r>
+        <w:t xml:space="preserve">Constructor configuration</w:t>
+      </w:r>
+      <w:r>
+        <w:t xml:space="preserve"> </w:t>
+      </w:r>
+      <w:r>
+        <w:t xml:space="preserve">- Fixed-epoch baseline: set</w:t>
+      </w:r>
+      <w:r>
+        <w:t xml:space="preserve"> </w:t>
+      </w:r>
+      <w:r>
+        <w:rPr>
+          <w:rStyle w:val="VerbatimChar"/>
+        </w:rPr>
+        <w:t xml:space="preserve">epochs</w:t>
+      </w:r>
+      <w:r>
+        <w:t xml:space="preserve"> </w:t>
+      </w:r>
+      <w:r>
+        <w:t xml:space="preserve">and keep</w:t>
+      </w:r>
+      <w:r>
+        <w:t xml:space="preserve"> </w:t>
+      </w:r>
+      <w:r>
+        <w:rPr>
+          <w:rStyle w:val="VerbatimChar"/>
+        </w:rPr>
+        <w:t xml:space="preserve">validation_strategy = "static"</w:t>
+      </w:r>
+      <w:r>
+        <w:t xml:space="preserve"> </w:t>
+      </w:r>
+      <w:r>
+        <w:t xml:space="preserve">with</w:t>
+      </w:r>
+      <w:r>
+        <w:t xml:space="preserve"> </w:t>
+      </w:r>
+      <w:r>
+        <w:rPr>
+          <w:rStyle w:val="VerbatimChar"/>
+        </w:rPr>
+        <w:t xml:space="preserve">stopping_rule = "none"</w:t>
+      </w:r>
+      <w:r>
+        <w:t xml:space="preserve">.</w:t>
+      </w:r>
+      <w:r>
+        <w:t xml:space="preserve"> </w:t>
+      </w:r>
+      <w:r>
+        <w:t xml:space="preserve">- Static early stopping: keep</w:t>
+      </w:r>
+      <w:r>
+        <w:t xml:space="preserve"> </w:t>
+      </w:r>
+      <w:r>
+        <w:rPr>
+          <w:rStyle w:val="VerbatimChar"/>
+        </w:rPr>
+        <w:t xml:space="preserve">validation_strategy = "static"</w:t>
+      </w:r>
+      <w:r>
+        <w:t xml:space="preserve"> </w:t>
+      </w:r>
+      <w:r>
+        <w:t xml:space="preserve">and choose</w:t>
+      </w:r>
+      <w:r>
+        <w:t xml:space="preserve"> </w:t>
+      </w:r>
+      <w:r>
+        <w:rPr>
+          <w:rStyle w:val="VerbatimChar"/>
+        </w:rPr>
+        <w:t xml:space="preserve">stopping_rule = "patience"</w:t>
+      </w:r>
+      <w:r>
+        <w:t xml:space="preserve">,</w:t>
+      </w:r>
+      <w:r>
+        <w:t xml:space="preserve"> </w:t>
+      </w:r>
+      <w:r>
+        <w:rPr>
+          <w:rStyle w:val="VerbatimChar"/>
+        </w:rPr>
+        <w:t xml:space="preserve">"sma"</w:t>
+      </w:r>
+      <w:r>
+        <w:t xml:space="preserve">,</w:t>
+      </w:r>
+      <w:r>
+        <w:t xml:space="preserve"> </w:t>
+      </w:r>
+      <w:r>
+        <w:rPr>
+          <w:rStyle w:val="VerbatimChar"/>
+        </w:rPr>
+        <w:t xml:space="preserve">"ema"</w:t>
+      </w:r>
+      <w:r>
+        <w:t xml:space="preserve">, or</w:t>
+      </w:r>
+      <w:r>
+        <w:t xml:space="preserve"> </w:t>
+      </w:r>
+      <w:r>
+        <w:rPr>
+          <w:rStyle w:val="VerbatimChar"/>
+        </w:rPr>
+        <w:t xml:space="preserve">"h"</w:t>
+      </w:r>
+      <w:r>
+        <w:t xml:space="preserve">.</w:t>
+      </w:r>
+      <w:r>
+        <w:t xml:space="preserve"> </w:t>
+      </w:r>
+      <w:r>
+        <w:t xml:space="preserve">- Dynamic early stopping: switch</w:t>
+      </w:r>
+      <w:r>
+        <w:t xml:space="preserve"> </w:t>
+      </w:r>
+      <w:r>
+        <w:rPr>
+          <w:rStyle w:val="VerbatimChar"/>
+        </w:rPr>
+        <w:t xml:space="preserve">validation_strategy = "dynamic"</w:t>
+      </w:r>
+      <w:r>
+        <w:t xml:space="preserve"> </w:t>
+      </w:r>
+      <w:r>
+        <w:t xml:space="preserve">and reuse the same stopping rules.</w:t>
+      </w:r>
+      <w:r>
+        <w:t xml:space="preserve"> </w:t>
+      </w:r>
+      <w:r>
+        <w:t xml:space="preserve">- The loss plot below always shows</w:t>
+      </w:r>
+      <w:r>
+        <w:t xml:space="preserve"> </w:t>
+      </w:r>
+      <w:r>
+        <w:rPr>
+          <w:rStyle w:val="VerbatimChar"/>
+        </w:rPr>
+        <w:t xml:space="preserve">train_loss</w:t>
+      </w:r>
+      <w:r>
+        <w:t xml:space="preserve">; it adds</w:t>
+      </w:r>
+      <w:r>
+        <w:t xml:space="preserve"> </w:t>
+      </w:r>
+      <w:r>
+        <w:rPr>
+          <w:rStyle w:val="VerbatimChar"/>
+        </w:rPr>
+        <w:t xml:space="preserve">val_loss</w:t>
+      </w:r>
+      <w:r>
+        <w:t xml:space="preserve"> </w:t>
+      </w:r>
+      <w:r>
+        <w:t xml:space="preserve">when validation is active.</w:t>
       </w:r>
     </w:p>
     <w:p>

--- a/examples/autoencoder/doc/autoenc_adv_ed.docx
+++ b/examples/autoencoder/doc/autoenc_adv_ed.docx
@@ -836,30 +836,6 @@
         <w:rPr>
           <w:rStyle w:val="NormalTok"/>
         </w:rPr>
-        <w:t xml:space="preserve">, </w:t>
-      </w:r>
-      <w:r>
-        <w:rPr>
-          <w:rStyle w:val="AttributeTok"/>
-        </w:rPr>
-        <w:t xml:space="preserve">epochs =</w:t>
-      </w:r>
-      <w:r>
-        <w:rPr>
-          <w:rStyle w:val="NormalTok"/>
-        </w:rPr>
-        <w:t xml:space="preserve"> </w:t>
-      </w:r>
-      <w:r>
-        <w:rPr>
-          <w:rStyle w:val="DecValTok"/>
-        </w:rPr>
-        <w:t xml:space="preserve">1500</w:t>
-      </w:r>
-      <w:r>
-        <w:rPr>
-          <w:rStyle w:val="NormalTok"/>
-        </w:rPr>
         <w:t xml:space="preserve">)</w:t>
       </w:r>
       <w:r>
@@ -919,7 +895,7 @@
         <w:t xml:space="preserve"> </w:t>
       </w:r>
       <w:r>
-        <w:t xml:space="preserve">- Fixed-epoch baseline: set</w:t>
+        <w:t xml:space="preserve">- Fixed-epoch baseline: omit</w:t>
       </w:r>
       <w:r>
         <w:t xml:space="preserve"> </w:t>
@@ -934,7 +910,7 @@
         <w:t xml:space="preserve"> </w:t>
       </w:r>
       <w:r>
-        <w:t xml:space="preserve">and keep</w:t>
+        <w:t xml:space="preserve">to use the default value and keep</w:t>
       </w:r>
       <w:r>
         <w:t xml:space="preserve"> </w:t>
@@ -1592,7 +1568,7 @@
               <a:graphicData uri="http://schemas.openxmlformats.org/drawingml/2006/picture">
                 <pic:pic>
                   <pic:nvPicPr>
-                    <pic:cNvPr descr="C:\Git\dal\daltoolboxdp\examples\autoencoder\doc\autoenc_adv_ed_files/d315510dde93236102bc56eaf4bec2df5a340624.png" id="11" name="Picture"/>
+                    <pic:cNvPr descr="C:\Git\dal\daltoolboxdp\examples\autoencoder\doc\autoenc_adv_ed_files/d5b89302ceaa501ac86bd06c218ee5668bdbd8bb.png" id="11" name="Picture"/>
                     <pic:cNvPicPr>
                       <a:picLocks noChangeArrowheads="1" noChangeAspect="1"/>
                     </pic:cNvPicPr>
@@ -1816,52 +1792,52 @@
         <w:rPr>
           <w:rStyle w:val="VerbatimChar"/>
         </w:rPr>
-        <w:t xml:space="preserve">## [1,] 0.8151594 0.8763216 0.9001299 0.9141362 0.8922138</w:t>
-      </w:r>
-      <w:r>
-        <w:br/>
-      </w:r>
-      <w:r>
-        <w:rPr>
-          <w:rStyle w:val="VerbatimChar"/>
-        </w:rPr>
-        <w:t xml:space="preserve">## [2,] 0.8373044 0.8963376 0.9186888 0.9309100 0.9099288</w:t>
-      </w:r>
-      <w:r>
-        <w:br/>
-      </w:r>
-      <w:r>
-        <w:rPr>
-          <w:rStyle w:val="VerbatimChar"/>
-        </w:rPr>
-        <w:t xml:space="preserve">## [3,] 0.8457366 0.9037002 0.9254716 0.9369286 0.9164863</w:t>
-      </w:r>
-      <w:r>
-        <w:br/>
-      </w:r>
-      <w:r>
-        <w:rPr>
-          <w:rStyle w:val="VerbatimChar"/>
-        </w:rPr>
-        <w:t xml:space="preserve">## [4,] 0.8440041 0.9021019 0.9239698 0.9355564 0.9149376</w:t>
-      </w:r>
-      <w:r>
-        <w:br/>
-      </w:r>
-      <w:r>
-        <w:rPr>
-          <w:rStyle w:val="VerbatimChar"/>
-        </w:rPr>
-        <w:t xml:space="preserve">## [5,] 0.8316023 0.8909788 0.9136253 0.9262218 0.9047681</w:t>
-      </w:r>
-      <w:r>
-        <w:br/>
-      </w:r>
-      <w:r>
-        <w:rPr>
-          <w:rStyle w:val="VerbatimChar"/>
-        </w:rPr>
-        <w:t xml:space="preserve">## [6,] 0.8042281 0.8654469 0.8896653 0.9042754 0.8818154</w:t>
+        <w:t xml:space="preserve">## [1,] 0.7657076 0.7831252 0.8183091 0.8324802 0.7832918</w:t>
+      </w:r>
+      <w:r>
+        <w:br/>
+      </w:r>
+      <w:r>
+        <w:rPr>
+          <w:rStyle w:val="VerbatimChar"/>
+        </w:rPr>
+        <w:t xml:space="preserve">## [2,] 0.7856072 0.8018797 0.8377823 0.8510542 0.8013608</w:t>
+      </w:r>
+      <w:r>
+        <w:br/>
+      </w:r>
+      <w:r>
+        <w:rPr>
+          <w:rStyle w:val="VerbatimChar"/>
+        </w:rPr>
+        <w:t xml:space="preserve">## [3,] 0.7939972 0.8097357 0.8457764 0.8586443 0.8089781</w:t>
+      </w:r>
+      <w:r>
+        <w:br/>
+      </w:r>
+      <w:r>
+        <w:rPr>
+          <w:rStyle w:val="VerbatimChar"/>
+        </w:rPr>
+        <w:t xml:space="preserve">## [4,] 0.7909091 0.8068165 0.8427923 0.8558112 0.8062163</w:t>
+      </w:r>
+      <w:r>
+        <w:br/>
+      </w:r>
+      <w:r>
+        <w:rPr>
+          <w:rStyle w:val="VerbatimChar"/>
+        </w:rPr>
+        <w:t xml:space="preserve">## [5,] 0.7766907 0.7934394 0.8290100 0.8426369 0.7933537</w:t>
+      </w:r>
+      <w:r>
+        <w:br/>
+      </w:r>
+      <w:r>
+        <w:rPr>
+          <w:rStyle w:val="VerbatimChar"/>
+        </w:rPr>
+        <w:t xml:space="preserve">## [6,] 0.7514341 0.7695460 0.8037981 0.8184111 0.7704094</w:t>
       </w:r>
     </w:p>
     <w:p>
@@ -2315,43 +2291,43 @@
         <w:rPr>
           <w:rStyle w:val="VerbatimChar"/>
         </w:rPr>
-        <w:t xml:space="preserve">## [1] "t4 R2 test: 0.329398397847326 MAPE: 0.177761621972175"</w:t>
-      </w:r>
-      <w:r>
-        <w:br/>
-      </w:r>
-      <w:r>
-        <w:rPr>
-          <w:rStyle w:val="VerbatimChar"/>
-        </w:rPr>
-        <w:t xml:space="preserve">## [1] "t3 R2 test: 0.887071429162552 MAPE: 0.0959405458278166"</w:t>
-      </w:r>
-      <w:r>
-        <w:br/>
-      </w:r>
-      <w:r>
-        <w:rPr>
-          <w:rStyle w:val="VerbatimChar"/>
-        </w:rPr>
-        <w:t xml:space="preserve">## [1] "t2 R2 test: 0.96261745561228 MAPE: 0.0486365804340039"</w:t>
-      </w:r>
-      <w:r>
-        <w:br/>
-      </w:r>
-      <w:r>
-        <w:rPr>
-          <w:rStyle w:val="VerbatimChar"/>
-        </w:rPr>
-        <w:t xml:space="preserve">## [1] "t1 R2 test: 0.896565125264426 MAPE: 0.174585862027162"</w:t>
-      </w:r>
-      <w:r>
-        <w:br/>
-      </w:r>
-      <w:r>
-        <w:rPr>
-          <w:rStyle w:val="VerbatimChar"/>
-        </w:rPr>
-        <w:t xml:space="preserve">## [1] "t0 R2 test: 0.839414606290013 MAPE: 0.386706418034726"</w:t>
+        <w:t xml:space="preserve">## [1] "t4 R2 test: 0.290328186754026 MAPE: 0.18998491051443"</w:t>
+      </w:r>
+      <w:r>
+        <w:br/>
+      </w:r>
+      <w:r>
+        <w:rPr>
+          <w:rStyle w:val="VerbatimChar"/>
+        </w:rPr>
+        <w:t xml:space="preserve">## [1] "t3 R2 test: 0.870508558204707 MAPE: 0.142528930447876"</w:t>
+      </w:r>
+      <w:r>
+        <w:br/>
+      </w:r>
+      <w:r>
+        <w:rPr>
+          <w:rStyle w:val="VerbatimChar"/>
+        </w:rPr>
+        <w:t xml:space="preserve">## [1] "t2 R2 test: 0.994446788459565 MAPE: 0.118477927673855"</w:t>
+      </w:r>
+      <w:r>
+        <w:br/>
+      </w:r>
+      <w:r>
+        <w:rPr>
+          <w:rStyle w:val="VerbatimChar"/>
+        </w:rPr>
+        <w:t xml:space="preserve">## [1] "t1 R2 test: 0.957558082211078 MAPE: 0.211048754369979"</w:t>
+      </w:r>
+      <w:r>
+        <w:br/>
+      </w:r>
+      <w:r>
+        <w:rPr>
+          <w:rStyle w:val="VerbatimChar"/>
+        </w:rPr>
+        <w:t xml:space="preserve">## [1] "t0 R2 test: 0.905018175348457 MAPE: 0.393094948203386"</w:t>
       </w:r>
     </w:p>
     <w:p>
@@ -2439,7 +2415,7 @@
         <w:rPr>
           <w:rStyle w:val="VerbatimChar"/>
         </w:rPr>
-        <w:t xml:space="preserve">## [1] "Means R2 test: 0.783013402835319 MAPE: 0.176726205659177"</w:t>
+        <w:t xml:space="preserve">## [1] "Means R2 test: 0.803571958195566 MAPE: 0.211027094241905"</w:t>
       </w:r>
     </w:p>
     <w:p>

--- a/examples/autoencoder/doc/autoenc_adv_ed.docx
+++ b/examples/autoencoder/doc/autoenc_adv_ed.docx
@@ -1065,6 +1065,20 @@
     </w:p>
     <w:p>
       <w:pPr>
+        <w:pStyle w:val="BodyText"/>
+      </w:pPr>
+      <w:r>
+        <w:t xml:space="preserve">Architecture variations</w:t>
+      </w:r>
+      <w:r>
+        <w:t xml:space="preserve"> </w:t>
+      </w:r>
+      <w:r>
+        <w:t xml:space="preserve">- Reconstruction quality is affected by both decoder width and discriminator strength, so vary them together during tuning.</w:t>
+      </w:r>
+    </w:p>
+    <w:p>
+      <w:pPr>
         <w:pStyle w:val="SourceCode"/>
       </w:pPr>
       <w:r>
@@ -1568,7 +1582,7 @@
               <a:graphicData uri="http://schemas.openxmlformats.org/drawingml/2006/picture">
                 <pic:pic>
                   <pic:nvPicPr>
-                    <pic:cNvPr descr="C:\Git\dal\daltoolboxdp\examples\autoencoder\doc\autoenc_adv_ed_files/d5b89302ceaa501ac86bd06c218ee5668bdbd8bb.png" id="11" name="Picture"/>
+                    <pic:cNvPr descr="/home/gpca/daltoolboxdp/examples/autoencoder/doc/autoenc_adv_ed_files/bcf2d1d41c547208570ead176c43f563556cd75a.png" id="11" name="Picture"/>
                     <pic:cNvPicPr>
                       <a:picLocks noChangeArrowheads="1" noChangeAspect="1"/>
                     </pic:cNvPicPr>
@@ -1792,52 +1806,52 @@
         <w:rPr>
           <w:rStyle w:val="VerbatimChar"/>
         </w:rPr>
-        <w:t xml:space="preserve">## [1,] 0.7657076 0.7831252 0.8183091 0.8324802 0.7832918</w:t>
-      </w:r>
-      <w:r>
-        <w:br/>
-      </w:r>
-      <w:r>
-        <w:rPr>
-          <w:rStyle w:val="VerbatimChar"/>
-        </w:rPr>
-        <w:t xml:space="preserve">## [2,] 0.7856072 0.8018797 0.8377823 0.8510542 0.8013608</w:t>
-      </w:r>
-      <w:r>
-        <w:br/>
-      </w:r>
-      <w:r>
-        <w:rPr>
-          <w:rStyle w:val="VerbatimChar"/>
-        </w:rPr>
-        <w:t xml:space="preserve">## [3,] 0.7939972 0.8097357 0.8457764 0.8586443 0.8089781</w:t>
-      </w:r>
-      <w:r>
-        <w:br/>
-      </w:r>
-      <w:r>
-        <w:rPr>
-          <w:rStyle w:val="VerbatimChar"/>
-        </w:rPr>
-        <w:t xml:space="preserve">## [4,] 0.7909091 0.8068165 0.8427923 0.8558112 0.8062163</w:t>
-      </w:r>
-      <w:r>
-        <w:br/>
-      </w:r>
-      <w:r>
-        <w:rPr>
-          <w:rStyle w:val="VerbatimChar"/>
-        </w:rPr>
-        <w:t xml:space="preserve">## [5,] 0.7766907 0.7934394 0.8290100 0.8426369 0.7933537</w:t>
-      </w:r>
-      <w:r>
-        <w:br/>
-      </w:r>
-      <w:r>
-        <w:rPr>
-          <w:rStyle w:val="VerbatimChar"/>
-        </w:rPr>
-        <w:t xml:space="preserve">## [6,] 0.7514341 0.7695460 0.8037981 0.8184111 0.7704094</w:t>
+        <w:t xml:space="preserve">## [1,] 0.8019166 0.8486005 0.8751988 0.8563925 0.8641827</w:t>
+      </w:r>
+      <w:r>
+        <w:br/>
+      </w:r>
+      <w:r>
+        <w:rPr>
+          <w:rStyle w:val="VerbatimChar"/>
+        </w:rPr>
+        <w:t xml:space="preserve">## [2,] 0.8211584 0.8689703 0.8944330 0.8771598 0.8852724</w:t>
+      </w:r>
+      <w:r>
+        <w:br/>
+      </w:r>
+      <w:r>
+        <w:rPr>
+          <w:rStyle w:val="VerbatimChar"/>
+        </w:rPr>
+        <w:t xml:space="preserve">## [3,] 0.8289450 0.8768257 0.9017532 0.8850442 0.8931233</w:t>
+      </w:r>
+      <w:r>
+        <w:br/>
+      </w:r>
+      <w:r>
+        <w:rPr>
+          <w:rStyle w:val="VerbatimChar"/>
+        </w:rPr>
+        <w:t xml:space="preserve">## [4,] 0.8266264 0.8742878 0.8995731 0.8825477 0.8905457</w:t>
+      </w:r>
+      <w:r>
+        <w:br/>
+      </w:r>
+      <w:r>
+        <w:rPr>
+          <w:rStyle w:val="VerbatimChar"/>
+        </w:rPr>
+        <w:t xml:space="preserve">## [5,] 0.8142938 0.8611664 0.8876624 0.8694324 0.8771587</w:t>
+      </w:r>
+      <w:r>
+        <w:br/>
+      </w:r>
+      <w:r>
+        <w:rPr>
+          <w:rStyle w:val="VerbatimChar"/>
+        </w:rPr>
+        <w:t xml:space="preserve">## [6,] 0.7907827 0.8340929 0.8626261 0.8423221 0.8493330</w:t>
       </w:r>
     </w:p>
     <w:p>
@@ -2291,43 +2305,43 @@
         <w:rPr>
           <w:rStyle w:val="VerbatimChar"/>
         </w:rPr>
-        <w:t xml:space="preserve">## [1] "t4 R2 test: 0.290328186754026 MAPE: 0.18998491051443"</w:t>
-      </w:r>
-      <w:r>
-        <w:br/>
-      </w:r>
-      <w:r>
-        <w:rPr>
-          <w:rStyle w:val="VerbatimChar"/>
-        </w:rPr>
-        <w:t xml:space="preserve">## [1] "t3 R2 test: 0.870508558204707 MAPE: 0.142528930447876"</w:t>
-      </w:r>
-      <w:r>
-        <w:br/>
-      </w:r>
-      <w:r>
-        <w:rPr>
-          <w:rStyle w:val="VerbatimChar"/>
-        </w:rPr>
-        <w:t xml:space="preserve">## [1] "t2 R2 test: 0.994446788459565 MAPE: 0.118477927673855"</w:t>
-      </w:r>
-      <w:r>
-        <w:br/>
-      </w:r>
-      <w:r>
-        <w:rPr>
-          <w:rStyle w:val="VerbatimChar"/>
-        </w:rPr>
-        <w:t xml:space="preserve">## [1] "t1 R2 test: 0.957558082211078 MAPE: 0.211048754369979"</w:t>
-      </w:r>
-      <w:r>
-        <w:br/>
-      </w:r>
-      <w:r>
-        <w:rPr>
-          <w:rStyle w:val="VerbatimChar"/>
-        </w:rPr>
-        <w:t xml:space="preserve">## [1] "t0 R2 test: 0.905018175348457 MAPE: 0.393094948203386"</w:t>
+        <w:t xml:space="preserve">## [1] "t4 R2 test: 0.346790128849486 MAPE: 0.174326545975345"</w:t>
+      </w:r>
+      <w:r>
+        <w:br/>
+      </w:r>
+      <w:r>
+        <w:rPr>
+          <w:rStyle w:val="VerbatimChar"/>
+        </w:rPr>
+        <w:t xml:space="preserve">## [1] "t3 R2 test: 0.880207071298667 MAPE: 0.113554721032853"</w:t>
+      </w:r>
+      <w:r>
+        <w:br/>
+      </w:r>
+      <w:r>
+        <w:rPr>
+          <w:rStyle w:val="VerbatimChar"/>
+        </w:rPr>
+        <w:t xml:space="preserve">## [1] "t2 R2 test: 0.929391465513216 MAPE: 0.0690679697481482"</w:t>
+      </w:r>
+      <w:r>
+        <w:br/>
+      </w:r>
+      <w:r>
+        <w:rPr>
+          <w:rStyle w:val="VerbatimChar"/>
+        </w:rPr>
+        <w:t xml:space="preserve">## [1] "t1 R2 test: 0.885354337894301 MAPE: 0.15098765531857"</w:t>
+      </w:r>
+      <w:r>
+        <w:br/>
+      </w:r>
+      <w:r>
+        <w:rPr>
+          <w:rStyle w:val="VerbatimChar"/>
+        </w:rPr>
+        <w:t xml:space="preserve">## [1] "t0 R2 test: 0.845175226439221 MAPE: 0.344213486920192"</w:t>
       </w:r>
     </w:p>
     <w:p>
@@ -2415,7 +2429,7 @@
         <w:rPr>
           <w:rStyle w:val="VerbatimChar"/>
         </w:rPr>
-        <w:t xml:space="preserve">## [1] "Means R2 test: 0.803571958195566 MAPE: 0.211027094241905"</w:t>
+        <w:t xml:space="preserve">## [1] "Means R2 test: 0.777383645998978 MAPE: 0.170430075799022"</w:t>
       </w:r>
     </w:p>
     <w:p>

--- a/examples/autoencoder/doc/autoenc_adv_ed.docx
+++ b/examples/autoencoder/doc/autoenc_adv_ed.docx
@@ -1582,7 +1582,7 @@
               <a:graphicData uri="http://schemas.openxmlformats.org/drawingml/2006/picture">
                 <pic:pic>
                   <pic:nvPicPr>
-                    <pic:cNvPr descr="/home/gpca/daltoolboxdp/examples/autoencoder/doc/autoenc_adv_ed_files/bcf2d1d41c547208570ead176c43f563556cd75a.png" id="11" name="Picture"/>
+                    <pic:cNvPr descr="C:\Git\dal\daltoolboxdp\examples\autoencoder\doc\autoenc_adv_ed_files/d2da9efdaf49e99e256fbd327971bd6599029513.png" id="11" name="Picture"/>
                     <pic:cNvPicPr>
                       <a:picLocks noChangeArrowheads="1" noChangeAspect="1"/>
                     </pic:cNvPicPr>
@@ -1806,52 +1806,52 @@
         <w:rPr>
           <w:rStyle w:val="VerbatimChar"/>
         </w:rPr>
-        <w:t xml:space="preserve">## [1,] 0.8019166 0.8486005 0.8751988 0.8563925 0.8641827</w:t>
-      </w:r>
-      <w:r>
-        <w:br/>
-      </w:r>
-      <w:r>
-        <w:rPr>
-          <w:rStyle w:val="VerbatimChar"/>
-        </w:rPr>
-        <w:t xml:space="preserve">## [2,] 0.8211584 0.8689703 0.8944330 0.8771598 0.8852724</w:t>
-      </w:r>
-      <w:r>
-        <w:br/>
-      </w:r>
-      <w:r>
-        <w:rPr>
-          <w:rStyle w:val="VerbatimChar"/>
-        </w:rPr>
-        <w:t xml:space="preserve">## [3,] 0.8289450 0.8768257 0.9017532 0.8850442 0.8931233</w:t>
-      </w:r>
-      <w:r>
-        <w:br/>
-      </w:r>
-      <w:r>
-        <w:rPr>
-          <w:rStyle w:val="VerbatimChar"/>
-        </w:rPr>
-        <w:t xml:space="preserve">## [4,] 0.8266264 0.8742878 0.8995731 0.8825477 0.8905457</w:t>
-      </w:r>
-      <w:r>
-        <w:br/>
-      </w:r>
-      <w:r>
-        <w:rPr>
-          <w:rStyle w:val="VerbatimChar"/>
-        </w:rPr>
-        <w:t xml:space="preserve">## [5,] 0.8142938 0.8611664 0.8876624 0.8694324 0.8771587</w:t>
-      </w:r>
-      <w:r>
-        <w:br/>
-      </w:r>
-      <w:r>
-        <w:rPr>
-          <w:rStyle w:val="VerbatimChar"/>
-        </w:rPr>
-        <w:t xml:space="preserve">## [6,] 0.7907827 0.8340929 0.8626261 0.8423221 0.8493330</w:t>
+        <w:t xml:space="preserve">## [1,] 0.7870666 0.8687406 0.8937892 0.8977968 0.8818859</w:t>
+      </w:r>
+      <w:r>
+        <w:br/>
+      </w:r>
+      <w:r>
+        <w:rPr>
+          <w:rStyle w:val="VerbatimChar"/>
+        </w:rPr>
+        <w:t xml:space="preserve">## [2,] 0.8078925 0.8908371 0.9133760 0.9165403 0.9021052</w:t>
+      </w:r>
+      <w:r>
+        <w:br/>
+      </w:r>
+      <w:r>
+        <w:rPr>
+          <w:rStyle w:val="VerbatimChar"/>
+        </w:rPr>
+        <w:t xml:space="preserve">## [3,] 0.8182713 0.9013841 0.9223517 0.9250483 0.9115882</w:t>
+      </w:r>
+      <w:r>
+        <w:br/>
+      </w:r>
+      <w:r>
+        <w:rPr>
+          <w:rStyle w:val="VerbatimChar"/>
+        </w:rPr>
+        <w:t xml:space="preserve">## [4,] 0.8181240 0.9014761 0.9222191 0.9248486 0.9115952</w:t>
+      </w:r>
+      <w:r>
+        <w:br/>
+      </w:r>
+      <w:r>
+        <w:rPr>
+          <w:rStyle w:val="VerbatimChar"/>
+        </w:rPr>
+        <w:t xml:space="preserve">## [5,] 0.8061913 0.8896955 0.9118263 0.9148736 0.9008753</w:t>
+      </w:r>
+      <w:r>
+        <w:br/>
+      </w:r>
+      <w:r>
+        <w:rPr>
+          <w:rStyle w:val="VerbatimChar"/>
+        </w:rPr>
+        <w:t xml:space="preserve">## [6,] 0.7831256 0.8651634 0.8897297 0.8936748 0.8783804</w:t>
       </w:r>
     </w:p>
     <w:p>
@@ -2305,43 +2305,43 @@
         <w:rPr>
           <w:rStyle w:val="VerbatimChar"/>
         </w:rPr>
-        <w:t xml:space="preserve">## [1] "t4 R2 test: 0.346790128849486 MAPE: 0.174326545975345"</w:t>
-      </w:r>
-      <w:r>
-        <w:br/>
-      </w:r>
-      <w:r>
-        <w:rPr>
-          <w:rStyle w:val="VerbatimChar"/>
-        </w:rPr>
-        <w:t xml:space="preserve">## [1] "t3 R2 test: 0.880207071298667 MAPE: 0.113554721032853"</w:t>
-      </w:r>
-      <w:r>
-        <w:br/>
-      </w:r>
-      <w:r>
-        <w:rPr>
-          <w:rStyle w:val="VerbatimChar"/>
-        </w:rPr>
-        <w:t xml:space="preserve">## [1] "t2 R2 test: 0.929391465513216 MAPE: 0.0690679697481482"</w:t>
-      </w:r>
-      <w:r>
-        <w:br/>
-      </w:r>
-      <w:r>
-        <w:rPr>
-          <w:rStyle w:val="VerbatimChar"/>
-        </w:rPr>
-        <w:t xml:space="preserve">## [1] "t1 R2 test: 0.885354337894301 MAPE: 0.15098765531857"</w:t>
-      </w:r>
-      <w:r>
-        <w:br/>
-      </w:r>
-      <w:r>
-        <w:rPr>
-          <w:rStyle w:val="VerbatimChar"/>
-        </w:rPr>
-        <w:t xml:space="preserve">## [1] "t0 R2 test: 0.845175226439221 MAPE: 0.344213486920192"</w:t>
+        <w:t xml:space="preserve">## [1] "t4 R2 test: 0.348323980770118 MAPE: 0.167636014745526"</w:t>
+      </w:r>
+      <w:r>
+        <w:br/>
+      </w:r>
+      <w:r>
+        <w:rPr>
+          <w:rStyle w:val="VerbatimChar"/>
+        </w:rPr>
+        <w:t xml:space="preserve">## [1] "t3 R2 test: 0.898097526283204 MAPE: 0.0729384061349071"</w:t>
+      </w:r>
+      <w:r>
+        <w:br/>
+      </w:r>
+      <w:r>
+        <w:rPr>
+          <w:rStyle w:val="VerbatimChar"/>
+        </w:rPr>
+        <w:t xml:space="preserve">## [1] "t2 R2 test: 0.947113062289872 MAPE: 0.0771110461208067"</w:t>
+      </w:r>
+      <w:r>
+        <w:br/>
+      </w:r>
+      <w:r>
+        <w:rPr>
+          <w:rStyle w:val="VerbatimChar"/>
+        </w:rPr>
+        <w:t xml:space="preserve">## [1] "t1 R2 test: 0.891380677780212 MAPE: 0.209941069952207"</w:t>
+      </w:r>
+      <w:r>
+        <w:br/>
+      </w:r>
+      <w:r>
+        <w:rPr>
+          <w:rStyle w:val="VerbatimChar"/>
+        </w:rPr>
+        <w:t xml:space="preserve">## [1] "t0 R2 test: 0.825542876208384 MAPE: 0.417604855379779"</w:t>
       </w:r>
     </w:p>
     <w:p>
@@ -2429,7 +2429,7 @@
         <w:rPr>
           <w:rStyle w:val="VerbatimChar"/>
         </w:rPr>
-        <w:t xml:space="preserve">## [1] "Means R2 test: 0.777383645998978 MAPE: 0.170430075799022"</w:t>
+        <w:t xml:space="preserve">## [1] "Means R2 test: 0.782091624666358 MAPE: 0.189046278466645"</w:t>
       </w:r>
     </w:p>
     <w:p>
